--- a/resumes/Resume_Compliance_Analyst_OpenFX__unknown_.docx
+++ b/resumes/Resume_Compliance_Analyst_OpenFX__unknown_.docx
@@ -412,7 +412,7 @@
           <w:sz w:val="19"/>
           <w:szCs w:val="19"/>
         </w:rPr>
-        <w:t>Triaged 50+ weekly inventory reimbursement cases by severity and policy eligibility, mirroring the structured alert triage and escalation workflow used in SOC Tier 1 analyst roles.</w:t>
+        <w:t>Triaged 50+ weekly inventory reimbursement cases by severity and policy eligibility, mirroring the structured alert triage and escalation workflow used in Compliance and Risk Management operations.</w:t>
       </w:r>
       <w:proofErr w:type="spellStart"/>
       <w:r>
@@ -449,7 +449,7 @@
           <w:sz w:val="19"/>
           <w:szCs w:val="19"/>
         </w:rPr>
-        <w:t>Performed root cause analysis on seller claims to identify policy violations and anomalous patterns; escalated findings to senior reviewers, demonstrating investigative instincts central to SOC and fraud analyst operations.</w:t>
+        <w:t>Performed root cause analysis on seller claims to identify policy violations and anomalous patterns; escalated findings to senior reviewers, demonstrating investigative instincts central to Compliance and Regulatory Framework operations.</w:t>
       </w:r>
     </w:p>
     <w:p>
@@ -468,7 +468,7 @@
           <w:sz w:val="19"/>
           <w:szCs w:val="19"/>
         </w:rPr>
-        <w:t>Maintained audit-ready case documentation recording investigation findings, decisions, and corrective actions, establishing the evidence chain-of-custody discipline required for security incident reporting and IT audit.</w:t>
+        <w:t>Maintained audit-ready case documentation recording investigation findings, decisions, and corrective actions, establishing the evidence chain-of-custody discipline required for Compliance Management System and IT audit.</w:t>
       </w:r>
     </w:p>
     <w:p>
@@ -525,7 +525,7 @@
             <w:color w:val="000000"/>
             <w:u w:val="single"/>
           </w:rPr>
-          <w:t>Compliance and Risk Management Threat Intelligence Tool</w:t>
+          <w:t>Phishing and OSINT Threat Intelligence Tool</w:t>
         </w:r>
       </w:hyperlink>
       <w:r>
@@ -600,7 +600,7 @@
           <w:sz w:val="19"/>
           <w:szCs w:val="19"/>
         </w:rPr>
-        <w:t>Deployed Telegram bot interface enabling analysts to submit URLs for live ioc enrichment (threat intelligence); supports bulk CSV input/output for incident response workflows and includes osint enrichment (open-source intelligence) via theHarvester for domain profiling.</w:t>
+        <w:t>Deployed Telegram bot interface enabling analysts to submit URLs for live IOC enrichment (threat intelligence); supports bulk CSV input/output for incident response workflows and includes OSINT enrichment (open-source intelligence) via theHarvester for domain profiling.</w:t>
       </w:r>
       <w:proofErr w:type="spellStart"/>
       <w:r>
@@ -661,7 +661,7 @@
             <w:color w:val="000000"/>
             <w:u w:val="single"/>
           </w:rPr>
-          <w:t>Regulatory Compliance and Risk Management Vulnerability Scanner and Patch Prioritization Engine</w:t>
+          <w:t>Vulnerability Scanner and Patch Prioritization Engine</w:t>
         </w:r>
       </w:hyperlink>
       <w:r>
@@ -698,7 +698,7 @@
           <w:sz w:val="19"/>
           <w:szCs w:val="19"/>
         </w:rPr>
-        <w:t>Built automated vulnerability assessment pipeline integrating Nessus and OpenVAS REST APIs in Python; generates CVE reports classified by cvss severity (vulnerability prioritisation); implemented epss scoring (exploit probability scoring) from FIRST.org API to prioritise by actual exploit probability — a metric rarely used by freshers.</w:t>
+        <w:t>Built automated vulnerability assessment pipeline integrating Nessus and OpenVAS REST APIs in Python; generates CVE reports classified by CVSS severity (vulnerability prioritisation); implemented EPSS scoring (exploit probability scoring) from FIRST.org API to prioritise by actual exploit probability — a metric rarely used by freshers.</w:t>
       </w:r>
     </w:p>
     <w:p>
@@ -717,7 +717,7 @@
           <w:sz w:val="19"/>
           <w:szCs w:val="19"/>
         </w:rPr>
-        <w:t>Developed owasp top 10 (web application security) automated web checker that sends crafted HTTP requests to detect injection, broken auth, and SSRF vulnerabilities; documented SQL injection exploit and parameterised query remediation.</w:t>
+        <w:t>Developed OWASP Top 10 (web application security) automated web checker that sends crafted HTTP requests to detect injection, broken auth, and SSRF vulnerabilities; documented SQL injection exploit and parameterised query remediation.</w:t>
       </w:r>
     </w:p>
     <w:p>
@@ -881,7 +881,7 @@
           <w:sz w:val="19"/>
           <w:szCs w:val="19"/>
         </w:rPr>
-        <w:t>MITRE ATT&amp;CK, OWASP Top 10, Incident Response (PICERL), audit trail documentation, analysis, management, management</w:t>
+        <w:t>MITRE ATT&amp;CK, OWASP Top 10, Incident Response (PICERL), audit trail documentation</w:t>
       </w:r>
     </w:p>
     <w:p>

--- a/resumes/Resume_Compliance_Analyst_OpenFX__unknown_.docx
+++ b/resumes/Resume_Compliance_Analyst_OpenFX__unknown_.docx
@@ -412,7 +412,7 @@
           <w:sz w:val="19"/>
           <w:szCs w:val="19"/>
         </w:rPr>
-        <w:t>Triaged 50+ weekly inventory reimbursement cases by severity and policy eligibility, mirroring the structured alert triage and escalation workflow used in Compliance and Risk Management operations.</w:t>
+        <w:t>Triaged 50+ weekly inventory reimbursement cases by severity and policy eligibility, mirroring the structured alert triage and escalation workflow used in Risk Management and Compliance roles.</w:t>
       </w:r>
       <w:proofErr w:type="spellStart"/>
       <w:r>
@@ -449,7 +449,7 @@
           <w:sz w:val="19"/>
           <w:szCs w:val="19"/>
         </w:rPr>
-        <w:t>Performed root cause analysis on seller claims to identify policy violations and anomalous patterns; escalated findings to senior reviewers, demonstrating investigative instincts central to Compliance and Regulatory Framework operations.</w:t>
+        <w:t>Performed root cause analysis on seller claims to identify policy violations and anomalous patterns; escalated findings to senior reviewers, demonstrating investigative instincts central to Regulatory and Audit operations.</w:t>
       </w:r>
     </w:p>
     <w:p>
@@ -468,7 +468,7 @@
           <w:sz w:val="19"/>
           <w:szCs w:val="19"/>
         </w:rPr>
-        <w:t>Maintained audit-ready case documentation recording investigation findings, decisions, and corrective actions, establishing the evidence chain-of-custody discipline required for Compliance Management System and IT audit.</w:t>
+        <w:t>Maintained audit-ready case documentation recording investigation findings, decisions, and corrective actions, establishing the evidence chain-of-custody discipline required for Financial Reporting and IT audit.</w:t>
       </w:r>
     </w:p>
     <w:p>

--- a/resumes/Resume_Compliance_Analyst_OpenFX__unknown_.docx
+++ b/resumes/Resume_Compliance_Analyst_OpenFX__unknown_.docx
@@ -4,7 +4,7 @@
   <w:body>
     <w:p>
       <w:pPr>
-        <w:spacing w:after="44"/>
+        <w:spacing w:after="0" w:before="20"/>
         <w:jc w:val="center"/>
       </w:pPr>
       <w:r>
@@ -21,6 +21,7 @@
     </w:p>
     <w:p>
       <w:pPr>
+        <w:spacing w:before="20" w:after="0"/>
         <w:jc w:val="center"/>
       </w:pPr>
       <w:r>
@@ -116,7 +117,7 @@
         <w:pBdr>
           <w:bottom w:val="single" w:sz="6" w:space="1" w:color="000000"/>
         </w:pBdr>
-        <w:spacing w:before="360" w:after="52"/>
+        <w:spacing w:before="116" w:after="0"/>
       </w:pPr>
       <w:r>
         <w:rPr>
@@ -135,7 +136,7 @@
         <w:tabs>
           <w:tab w:val="right" w:pos="10800"/>
         </w:tabs>
-        <w:spacing w:before="62"/>
+        <w:spacing w:before="20" w:after="0"/>
       </w:pPr>
       <w:r>
         <w:rPr>
@@ -168,7 +169,7 @@
     </w:p>
     <w:p>
       <w:pPr>
-        <w:spacing w:before="8"/>
+        <w:spacing w:before="8" w:after="0"/>
       </w:pPr>
       <w:r>
         <w:rPr>
@@ -187,7 +188,7 @@
         <w:tabs>
           <w:tab w:val="right" w:pos="10800"/>
         </w:tabs>
-        <w:spacing w:before="62"/>
+        <w:spacing w:before="20" w:after="0"/>
       </w:pPr>
       <w:r>
         <w:rPr>
@@ -220,7 +221,7 @@
     </w:p>
     <w:p>
       <w:pPr>
-        <w:spacing w:before="8"/>
+        <w:spacing w:before="8" w:after="0"/>
       </w:pPr>
       <w:r>
         <w:rPr>
@@ -239,7 +240,7 @@
         <w:tabs>
           <w:tab w:val="right" w:pos="10800"/>
         </w:tabs>
-        <w:spacing w:before="62"/>
+        <w:spacing w:before="20" w:after="0"/>
       </w:pPr>
       <w:r>
         <w:rPr>
@@ -272,7 +273,7 @@
     </w:p>
     <w:p>
       <w:pPr>
-        <w:spacing w:before="8"/>
+        <w:spacing w:before="8" w:after="0"/>
       </w:pPr>
       <w:r>
         <w:rPr>
@@ -288,7 +289,7 @@
     </w:p>
     <w:p>
       <w:pPr>
-        <w:spacing w:before="8"/>
+        <w:spacing w:before="20" w:after="20"/>
       </w:pPr>
     </w:p>
     <w:p>
@@ -296,7 +297,7 @@
         <w:pBdr>
           <w:bottom w:val="single" w:sz="6" w:space="1" w:color="000000"/>
         </w:pBdr>
-        <w:spacing w:before="155" w:after="52"/>
+        <w:spacing w:before="116" w:after="0"/>
       </w:pPr>
       <w:r>
         <w:rPr>
@@ -315,7 +316,7 @@
         <w:tabs>
           <w:tab w:val="right" w:pos="10800"/>
         </w:tabs>
-        <w:spacing w:before="62"/>
+        <w:spacing w:before="20" w:after="0"/>
       </w:pPr>
       <w:r>
         <w:rPr>
@@ -359,7 +360,7 @@
         <w:tabs>
           <w:tab w:val="right" w:pos="10800"/>
         </w:tabs>
-        <w:spacing w:before="8"/>
+        <w:spacing w:before="8" w:after="0"/>
       </w:pPr>
       <w:r>
         <w:rPr>
@@ -403,34 +404,16 @@
           <w:ilvl w:val="0"/>
           <w:numId w:val="2"/>
         </w:numPr>
-        <w:spacing w:before="13" w:after="13"/>
-      </w:pPr>
-      <w:r>
-        <w:rPr>
-          <w:rFonts w:ascii="Source Sans Pro" w:eastAsia="Source Sans Pro" w:hAnsi="Source Sans Pro" w:cs="Source Sans Pro"/>
-          <w:color w:val="000000"/>
-          <w:sz w:val="19"/>
-          <w:szCs w:val="19"/>
-        </w:rPr>
-        <w:t>Triaged 50+ weekly inventory reimbursement cases by severity and policy eligibility, mirroring the structured alert triage and escalation workflow used in Risk Management and Compliance roles.</w:t>
-      </w:r>
-      <w:proofErr w:type="spellStart"/>
-      <w:r>
-        <w:rPr>
-          <w:rFonts w:ascii="Source Sans Pro" w:eastAsia="Source Sans Pro" w:hAnsi="Source Sans Pro" w:cs="Source Sans Pro"/>
-          <w:color w:val="000000"/>
-          <w:sz w:val="19"/>
-          <w:szCs w:val="19"/>
-        </w:rPr>
-      </w:r>
-      <w:proofErr w:type="spellEnd"/>
-      <w:r>
-        <w:rPr>
-          <w:rFonts w:ascii="Source Sans Pro" w:eastAsia="Source Sans Pro" w:hAnsi="Source Sans Pro" w:cs="Source Sans Pro"/>
-          <w:color w:val="000000"/>
-          <w:sz w:val="19"/>
-          <w:szCs w:val="19"/>
-        </w:rPr>
+        <w:spacing w:before="13" w:after="33"/>
+      </w:pPr>
+      <w:r>
+        <w:rPr>
+          <w:rFonts w:ascii="Source Sans Pro" w:eastAsia="Source Sans Pro" w:hAnsi="Source Sans Pro" w:cs="Source Sans Pro"/>
+          <w:color w:val="000000"/>
+          <w:sz w:val="19"/>
+          <w:szCs w:val="19"/>
+        </w:rPr>
+        <w:t>Utilized structured control-testing methodology to identify non-compliant claims and document findings for senior review in compliance monitoring and risk management.</w:t>
       </w:r>
     </w:p>
     <w:p>
@@ -440,16 +423,16 @@
           <w:ilvl w:val="0"/>
           <w:numId w:val="2"/>
         </w:numPr>
-        <w:spacing w:before="13" w:after="13"/>
-      </w:pPr>
-      <w:r>
-        <w:rPr>
-          <w:rFonts w:ascii="Source Sans Pro" w:eastAsia="Source Sans Pro" w:hAnsi="Source Sans Pro" w:cs="Source Sans Pro"/>
-          <w:color w:val="000000"/>
-          <w:sz w:val="19"/>
-          <w:szCs w:val="19"/>
-        </w:rPr>
-        <w:t>Performed root cause analysis on seller claims to identify policy violations and anomalous patterns; escalated findings to senior reviewers, demonstrating investigative instincts central to Regulatory and Audit operations.</w:t>
+        <w:spacing w:before="13" w:after="33"/>
+      </w:pPr>
+      <w:r>
+        <w:rPr>
+          <w:rFonts w:ascii="Source Sans Pro" w:eastAsia="Source Sans Pro" w:hAnsi="Source Sans Pro" w:cs="Source Sans Pro"/>
+          <w:color w:val="000000"/>
+          <w:sz w:val="19"/>
+          <w:szCs w:val="19"/>
+        </w:rPr>
+        <w:t>Conducted root cause analysis on seller policy violations, escalating systemic control gaps to process owners with documented evidence.</w:t>
       </w:r>
     </w:p>
     <w:p>
@@ -459,40 +442,75 @@
           <w:ilvl w:val="0"/>
           <w:numId w:val="2"/>
         </w:numPr>
-        <w:spacing w:before="13" w:after="13"/>
-      </w:pPr>
-      <w:r>
-        <w:rPr>
-          <w:rFonts w:ascii="Source Sans Pro" w:eastAsia="Source Sans Pro" w:hAnsi="Source Sans Pro" w:cs="Source Sans Pro"/>
-          <w:color w:val="000000"/>
-          <w:sz w:val="19"/>
-          <w:szCs w:val="19"/>
-        </w:rPr>
-        <w:t>Maintained audit-ready case documentation recording investigation findings, decisions, and corrective actions, establishing the evidence chain-of-custody discipline required for Financial Reporting and IT audit.</w:t>
-      </w:r>
+        <w:spacing w:before="13" w:after="33"/>
+      </w:pPr>
+      <w:r>
+        <w:rPr>
+          <w:rFonts w:ascii="Source Sans Pro" w:eastAsia="Source Sans Pro" w:hAnsi="Source Sans Pro" w:cs="Source Sans Pro"/>
+          <w:color w:val="000000"/>
+          <w:sz w:val="19"/>
+          <w:szCs w:val="19"/>
+        </w:rPr>
+        <w:t>Maintained audit-ready case records with investigation rationale, control decisions, and corrective outcomes for compliance monitoring and regulatory reporting.</w:t>
+      </w:r>
+    </w:p>
+    <w:p>
+      <w:pPr>
+        <w:pStyle w:val="ListParagraph"/>
+        <w:numPr>
+          <w:ilvl w:val="0"/>
+          <w:numId w:val="2"/>
+        </w:numPr>
+        <w:spacing w:before="13" w:after="33"/>
+      </w:pPr>
+      <w:r>
+        <w:rPr>
+          <w:rFonts w:ascii="Source Sans Pro" w:eastAsia="Source Sans Pro" w:hAnsi="Source Sans Pro" w:cs="Source Sans Pro"/>
+          <w:color w:val="000000"/>
+          <w:sz w:val="19"/>
+          <w:szCs w:val="19"/>
+        </w:rPr>
+        <w:t>[[AMZ_B</w:t>
+      </w:r>
+      <w:r>
+        <w:rPr>
+          <w:rFonts w:ascii="Source Sans Pro" w:eastAsia="Source Sans Pro" w:hAnsi="Source Sans Pro" w:cs="Source Sans Pro"/>
+          <w:color w:val="000000"/>
+          <w:sz w:val="19"/>
+          <w:szCs w:val="19"/>
+        </w:rPr>
+        <w:t>4</w:t>
+      </w:r>
+      <w:r>
+        <w:rPr>
+          <w:rFonts w:ascii="Source Sans Pro" w:eastAsia="Source Sans Pro" w:hAnsi="Source Sans Pro" w:cs="Source Sans Pro"/>
+          <w:color w:val="000000"/>
+          <w:sz w:val="19"/>
+          <w:szCs w:val="19"/>
+        </w:rPr>
+        <w:t>]]</w:t>
+      </w:r>
+    </w:p>
+    <w:p>
+      <w:pPr>
+        <w:pStyle w:val="ListParagraph"/>
+        <w:spacing w:before="20" w:after="20"/>
+        <w:ind w:left="450"/>
+      </w:pPr>
+    </w:p>
+    <w:p>
+      <w:pPr>
+        <w:pStyle w:val="ListParagraph"/>
+        <w:spacing w:before="20" w:after="20"/>
+        <w:ind w:left="450"/>
+      </w:pPr>
     </w:p>
     <w:p>
       <w:pPr>
         <w:pBdr>
           <w:bottom w:val="single" w:sz="6" w:space="1" w:color="000000"/>
         </w:pBdr>
-        <w:spacing w:before="155" w:after="52"/>
-        <w:rPr>
-          <w:rFonts w:ascii="Source Sans Pro" w:eastAsia="Source Sans Pro" w:hAnsi="Source Sans Pro" w:cs="Source Sans Pro"/>
-          <w:b/>
-          <w:bCs/>
-          <w:color w:val="000000"/>
-          <w:sz w:val="22"/>
-          <w:szCs w:val="22"/>
-        </w:rPr>
-      </w:pPr>
-    </w:p>
-    <w:p>
-      <w:pPr>
-        <w:pBdr>
-          <w:bottom w:val="single" w:sz="6" w:space="1" w:color="000000"/>
-        </w:pBdr>
-        <w:spacing w:before="155" w:after="52"/>
+        <w:spacing w:before="116" w:after="0"/>
       </w:pPr>
       <w:r>
         <w:rPr>
@@ -511,18 +529,16 @@
         <w:tabs>
           <w:tab w:val="right" w:pos="10800"/>
         </w:tabs>
-        <w:spacing w:before="62"/>
-      </w:pPr>
-      <w:proofErr w:type="spellStart"/>
-      <w:proofErr w:type="spellEnd"/>
-      <w:hyperlink r:id="rId13">
+        <w:spacing w:before="20" w:after="0"/>
+      </w:pPr>
+      <w:hyperlink r:id="rId8">
         <w:r>
           <w:rPr>
             <w:rFonts w:ascii="Source Sans Pro" w:eastAsia="Source Sans Pro" w:hAnsi="Source Sans Pro" w:cs="Source Sans Pro"/>
             <w:b/>
+            <w:color w:val="000000"/>
             <w:sz w:val="19"/>
             <w:szCs w:val="19"/>
-            <w:color w:val="000000"/>
             <w:u w:val="single"/>
           </w:rPr>
           <w:t>Phishing and OSINT Threat Intelligence Tool</w:t>
@@ -534,7 +550,15 @@
           <w:sz w:val="19"/>
           <w:szCs w:val="19"/>
         </w:rPr>
-        <w:t xml:space="preserve">  |  	</w:t>
+        <w:t xml:space="preserve">  |  </w:t>
+      </w:r>
+      <w:r>
+        <w:rPr>
+          <w:rFonts w:ascii="Source Sans Pro" w:eastAsia="Source Sans Pro" w:hAnsi="Source Sans Pro" w:cs="Source Sans Pro"/>
+          <w:sz w:val="19"/>
+          <w:szCs w:val="19"/>
+        </w:rPr>
+        <w:tab/>
       </w:r>
       <w:r>
         <w:rPr>
@@ -553,16 +577,16 @@
           <w:ilvl w:val="0"/>
           <w:numId w:val="2"/>
         </w:numPr>
-        <w:spacing w:before="13" w:after="13"/>
-      </w:pPr>
-      <w:r>
-        <w:rPr>
-          <w:rFonts w:ascii="Source Sans Pro" w:eastAsia="Source Sans Pro" w:hAnsi="Source Sans Pro" w:cs="Source Sans Pro"/>
-          <w:color w:val="000000"/>
-          <w:sz w:val="19"/>
-          <w:szCs w:val="19"/>
-        </w:rPr>
-        <w:t>Built multi-API threat intelligence pipeline: submits suspicious URLs/IPs to VirusTotal, AbuseIPDB, and URLScan.io simultaneously; cross-references WHOIS registration age, DNS records, and SSL details to produce a unified phishing probability score.</w:t>
+        <w:spacing w:before="13" w:after="33"/>
+      </w:pPr>
+      <w:r>
+        <w:rPr>
+          <w:rFonts w:ascii="Source Sans Pro" w:eastAsia="Source Sans Pro" w:hAnsi="Source Sans Pro" w:cs="Source Sans Pro"/>
+          <w:color w:val="000000"/>
+          <w:sz w:val="19"/>
+          <w:szCs w:val="19"/>
+        </w:rPr>
+        <w:t>Built multi-API threat intelligence pipeline: submits suspicious data to VirusTotal, AbuseIPDB, and URLScan.io; cross-references WHOIS, DNS, and SSL details for unified phishing score.</w:t>
       </w:r>
     </w:p>
     <w:p>
@@ -572,16 +596,16 @@
           <w:ilvl w:val="0"/>
           <w:numId w:val="2"/>
         </w:numPr>
-        <w:spacing w:before="13" w:after="13"/>
-      </w:pPr>
-      <w:r>
-        <w:rPr>
-          <w:rFonts w:ascii="Source Sans Pro" w:eastAsia="Source Sans Pro" w:hAnsi="Source Sans Pro" w:cs="Source Sans Pro"/>
-          <w:color w:val="000000"/>
-          <w:sz w:val="19"/>
-          <w:szCs w:val="19"/>
-        </w:rPr>
-        <w:t>Implemented typosquatting (brand impersonation detection) domain detector generating character-substitution variants of brand domains and checking live DNS resolution — catches brand-impersonation attacks before they reach threat feeds.</w:t>
+        <w:spacing w:before="13" w:after="33"/>
+      </w:pPr>
+      <w:r>
+        <w:rPr>
+          <w:rFonts w:ascii="Source Sans Pro" w:eastAsia="Source Sans Pro" w:hAnsi="Source Sans Pro" w:cs="Source Sans Pro"/>
+          <w:color w:val="000000"/>
+          <w:sz w:val="19"/>
+          <w:szCs w:val="19"/>
+        </w:rPr>
+        <w:t>Developed typosquatting detector generating domain variants and checking live DNS resolution to catch brand-impersonation attacks.</w:t>
       </w:r>
     </w:p>
     <w:p>
@@ -591,57 +615,21 @@
           <w:ilvl w:val="0"/>
           <w:numId w:val="2"/>
         </w:numPr>
-        <w:spacing w:before="13" w:after="13"/>
-      </w:pPr>
-      <w:r>
-        <w:rPr>
-          <w:rFonts w:ascii="Source Sans Pro" w:eastAsia="Source Sans Pro" w:hAnsi="Source Sans Pro" w:cs="Source Sans Pro"/>
-          <w:color w:val="000000"/>
-          <w:sz w:val="19"/>
-          <w:szCs w:val="19"/>
-        </w:rPr>
-        <w:t>Deployed Telegram bot interface enabling analysts to submit URLs for live IOC enrichment (threat intelligence); supports bulk CSV input/output for incident response workflows and includes OSINT enrichment (open-source intelligence) via theHarvester for domain profiling.</w:t>
-      </w:r>
-      <w:proofErr w:type="spellStart"/>
-      <w:r>
-        <w:rPr>
-          <w:rFonts w:ascii="Source Sans Pro" w:eastAsia="Source Sans Pro" w:hAnsi="Source Sans Pro" w:cs="Source Sans Pro"/>
-          <w:color w:val="000000"/>
-          <w:sz w:val="19"/>
-          <w:szCs w:val="19"/>
-        </w:rPr>
-      </w:r>
-      <w:proofErr w:type="spellEnd"/>
-      <w:r>
-        <w:rPr>
-          <w:rFonts w:ascii="Source Sans Pro" w:eastAsia="Source Sans Pro" w:hAnsi="Source Sans Pro" w:cs="Source Sans Pro"/>
-          <w:color w:val="000000"/>
-          <w:sz w:val="19"/>
-          <w:szCs w:val="19"/>
-        </w:rPr>
-      </w:r>
-      <w:proofErr w:type="spellStart"/>
-      <w:r>
-        <w:rPr>
-          <w:rFonts w:ascii="Source Sans Pro" w:eastAsia="Source Sans Pro" w:hAnsi="Source Sans Pro" w:cs="Source Sans Pro"/>
-          <w:color w:val="000000"/>
-          <w:sz w:val="19"/>
-          <w:szCs w:val="19"/>
-        </w:rPr>
-      </w:r>
-      <w:proofErr w:type="spellEnd"/>
-      <w:r>
-        <w:rPr>
-          <w:rFonts w:ascii="Source Sans Pro" w:eastAsia="Source Sans Pro" w:hAnsi="Source Sans Pro" w:cs="Source Sans Pro"/>
-          <w:color w:val="000000"/>
-          <w:sz w:val="19"/>
-          <w:szCs w:val="19"/>
-        </w:rPr>
-      </w:r>
-    </w:p>
-    <w:p>
-      <w:pPr>
-        <w:spacing w:before="30"/>
+        <w:spacing w:before="13" w:after="33"/>
+      </w:pPr>
+      <w:r>
+        <w:rPr>
+          <w:rFonts w:ascii="Source Sans Pro" w:eastAsia="Source Sans Pro" w:hAnsi="Source Sans Pro" w:cs="Source Sans Pro"/>
+          <w:color w:val="000000"/>
+          <w:sz w:val="19"/>
+          <w:szCs w:val="19"/>
+        </w:rPr>
+        <w:t>Deployed Telegram bot interface for live IOC enrichment, supporting bulk CSV input/output and OSINT enrichment via theHarvester for domain profiling.</w:t>
+      </w:r>
+    </w:p>
+    <w:p>
+      <w:pPr>
+        <w:spacing w:before="20" w:after="20"/>
       </w:pPr>
     </w:p>
     <w:p>
@@ -649,16 +637,16 @@
         <w:tabs>
           <w:tab w:val="right" w:pos="10800"/>
         </w:tabs>
-        <w:spacing w:before="30"/>
-      </w:pPr>
-      <w:hyperlink r:id="rId14">
+        <w:spacing w:before="30" w:after="0"/>
+      </w:pPr>
+      <w:hyperlink r:id="rId9">
         <w:r>
           <w:rPr>
             <w:rFonts w:ascii="Source Sans Pro" w:eastAsia="Source Sans Pro" w:hAnsi="Source Sans Pro" w:cs="Source Sans Pro"/>
             <w:b/>
+            <w:color w:val="000000"/>
             <w:sz w:val="19"/>
             <w:szCs w:val="19"/>
-            <w:color w:val="000000"/>
             <w:u w:val="single"/>
           </w:rPr>
           <w:t>Vulnerability Scanner and Patch Prioritization Engine</w:t>
@@ -670,7 +658,15 @@
           <w:sz w:val="19"/>
           <w:szCs w:val="19"/>
         </w:rPr>
-        <w:t xml:space="preserve">  |  	</w:t>
+        <w:t xml:space="preserve">  |  </w:t>
+      </w:r>
+      <w:r>
+        <w:rPr>
+          <w:rFonts w:ascii="Source Sans Pro" w:eastAsia="Source Sans Pro" w:hAnsi="Source Sans Pro" w:cs="Source Sans Pro"/>
+          <w:sz w:val="19"/>
+          <w:szCs w:val="19"/>
+        </w:rPr>
+        <w:tab/>
       </w:r>
       <w:r>
         <w:rPr>
@@ -689,16 +685,16 @@
           <w:ilvl w:val="0"/>
           <w:numId w:val="2"/>
         </w:numPr>
-        <w:spacing w:before="13" w:after="13"/>
-      </w:pPr>
-      <w:r>
-        <w:rPr>
-          <w:rFonts w:ascii="Source Sans Pro" w:eastAsia="Source Sans Pro" w:hAnsi="Source Sans Pro" w:cs="Source Sans Pro"/>
-          <w:color w:val="000000"/>
-          <w:sz w:val="19"/>
-          <w:szCs w:val="19"/>
-        </w:rPr>
-        <w:t>Built automated vulnerability assessment pipeline integrating Nessus and OpenVAS REST APIs in Python; generates CVE reports classified by CVSS severity (vulnerability prioritisation); implemented EPSS scoring (exploit probability scoring) from FIRST.org API to prioritise by actual exploit probability — a metric rarely used by freshers.</w:t>
+        <w:spacing w:before="13" w:after="33"/>
+      </w:pPr>
+      <w:r>
+        <w:rPr>
+          <w:rFonts w:ascii="Source Sans Pro" w:eastAsia="Source Sans Pro" w:hAnsi="Source Sans Pro" w:cs="Source Sans Pro"/>
+          <w:color w:val="000000"/>
+          <w:sz w:val="19"/>
+          <w:szCs w:val="19"/>
+        </w:rPr>
+        <w:t>Built automated vulnerability assessment pipeline integrating Nessus and OpenVAS REST APIs in Python, generating CVE reports with CVSS severity and EPSS scoring from FIRST.org API.</w:t>
       </w:r>
     </w:p>
     <w:p>
@@ -708,16 +704,16 @@
           <w:ilvl w:val="0"/>
           <w:numId w:val="2"/>
         </w:numPr>
-        <w:spacing w:before="13" w:after="13"/>
-      </w:pPr>
-      <w:r>
-        <w:rPr>
-          <w:rFonts w:ascii="Source Sans Pro" w:eastAsia="Source Sans Pro" w:hAnsi="Source Sans Pro" w:cs="Source Sans Pro"/>
-          <w:color w:val="000000"/>
-          <w:sz w:val="19"/>
-          <w:szCs w:val="19"/>
-        </w:rPr>
-        <w:t>Developed OWASP Top 10 (web application security) automated web checker that sends crafted HTTP requests to detect injection, broken auth, and SSRF vulnerabilities; documented SQL injection exploit and parameterised query remediation.</w:t>
+        <w:spacing w:before="13" w:after="33"/>
+      </w:pPr>
+      <w:r>
+        <w:rPr>
+          <w:rFonts w:ascii="Source Sans Pro" w:eastAsia="Source Sans Pro" w:hAnsi="Source Sans Pro" w:cs="Source Sans Pro"/>
+          <w:color w:val="000000"/>
+          <w:sz w:val="19"/>
+          <w:szCs w:val="19"/>
+        </w:rPr>
+        <w:t>Developed OWASP Top 10 automated web checker to detect injection, auth, and SSRF vulnerabilities; documented SQL injection exploit and remediation.</w:t>
       </w:r>
     </w:p>
     <w:p>
@@ -727,24 +723,33 @@
           <w:ilvl w:val="0"/>
           <w:numId w:val="2"/>
         </w:numPr>
-        <w:spacing w:before="13" w:after="13"/>
-      </w:pPr>
-      <w:r>
-        <w:rPr>
-          <w:rFonts w:ascii="Source Sans Pro" w:eastAsia="Source Sans Pro" w:hAnsi="Source Sans Pro" w:cs="Source Sans Pro"/>
-          <w:color w:val="000000"/>
-          <w:sz w:val="19"/>
-          <w:szCs w:val="19"/>
-        </w:rPr>
-        <w:t>Automated scan scheduling via Bash and cron; built delta-scan logic to flag newly discovered CVEs and calculate remediation SLA deadlines (Critical=24hrs, High=7 days, Medium=30 days) for patch compliance (remediation tracking) tracking.</w:t>
-      </w:r>
+        <w:spacing w:before="13" w:after="33"/>
+      </w:pPr>
+      <w:r>
+        <w:rPr>
+          <w:rFonts w:ascii="Source Sans Pro" w:eastAsia="Source Sans Pro" w:hAnsi="Source Sans Pro" w:cs="Source Sans Pro"/>
+          <w:color w:val="000000"/>
+          <w:sz w:val="19"/>
+          <w:szCs w:val="19"/>
+        </w:rPr>
+        <w:t>Automated scan scheduling via Bash and cron; built delta-scan logic for CVE flagging and remediation SLA deadlines (Critical=24hrs, High=7 days, Medium=30 days).</w:t>
+      </w:r>
+    </w:p>
+    <w:p>
+      <w:pPr>
+        <w:pStyle w:val="ListParagraph"/>
+        <w:spacing w:before="20" w:after="20"/>
+        <w:ind w:left="450"/>
+      </w:pPr>
     </w:p>
     <w:p>
       <w:pPr>
         <w:pBdr>
           <w:bottom w:val="single" w:sz="6" w:space="1" w:color="000000"/>
         </w:pBdr>
-        <w:spacing w:before="155" w:after="52"/>
+        <w:spacing w:before="116" w:after="0"/>
+      </w:pPr>
+      <w:r>
         <w:rPr>
           <w:rFonts w:ascii="Source Sans Pro" w:eastAsia="Source Sans Pro" w:hAnsi="Source Sans Pro" w:cs="Source Sans Pro"/>
           <w:b/>
@@ -753,16 +758,125 @@
           <w:sz w:val="22"/>
           <w:szCs w:val="22"/>
         </w:rPr>
-      </w:pPr>
+        <w:t>Technical Skills</w:t>
+      </w:r>
+    </w:p>
+    <w:p>
+      <w:pPr>
+        <w:spacing w:before="48" w:after="48"/>
+      </w:pPr>
+      <w:r>
+        <w:rPr>
+          <w:rFonts w:ascii="Source Sans Pro" w:eastAsia="Source Sans Pro" w:hAnsi="Source Sans Pro" w:cs="Source Sans Pro"/>
+          <w:b/>
+          <w:sz w:val="19"/>
+          <w:szCs w:val="19"/>
+        </w:rPr>
+        <w:t xml:space="preserve">GRC &amp; Compliance: </w:t>
+      </w:r>
+      <w:r>
+        <w:rPr>
+          <w:rFonts w:ascii="Source Sans Pro" w:eastAsia="Source Sans Pro" w:hAnsi="Source Sans Pro" w:cs="Source Sans Pro"/>
+          <w:sz w:val="19"/>
+          <w:szCs w:val="19"/>
+        </w:rPr>
+        <w:t>NIST CSF, ISO 27001, PCI-DSS, GDPR/PDPB, SOX/ITGC, compliance monitoring</w:t>
+      </w:r>
+    </w:p>
+    <w:p>
+      <w:pPr>
+        <w:spacing w:before="48" w:after="48"/>
+      </w:pPr>
+      <w:r>
+        <w:rPr>
+          <w:rFonts w:ascii="Source Sans Pro" w:eastAsia="Source Sans Pro" w:hAnsi="Source Sans Pro" w:cs="Source Sans Pro"/>
+          <w:b/>
+          <w:sz w:val="19"/>
+          <w:szCs w:val="19"/>
+        </w:rPr>
+        <w:t xml:space="preserve">Risk &amp; Audit: </w:t>
+      </w:r>
+      <w:r>
+        <w:rPr>
+          <w:rFonts w:ascii="Source Sans Pro" w:eastAsia="Source Sans Pro" w:hAnsi="Source Sans Pro" w:cs="Source Sans Pro"/>
+          <w:sz w:val="19"/>
+          <w:szCs w:val="19"/>
+        </w:rPr>
+        <w:t>Risk assessment, control testing, audit documentation, vendor risk, RCSA basics</w:t>
+      </w:r>
+    </w:p>
+    <w:p>
+      <w:pPr>
+        <w:spacing w:before="48" w:after="48"/>
+      </w:pPr>
+      <w:r>
+        <w:rPr>
+          <w:rFonts w:ascii="Source Sans Pro" w:eastAsia="Source Sans Pro" w:hAnsi="Source Sans Pro" w:cs="Source Sans Pro"/>
+          <w:b/>
+          <w:sz w:val="19"/>
+          <w:szCs w:val="19"/>
+        </w:rPr>
+        <w:t xml:space="preserve">Fraud &amp; AML: </w:t>
+      </w:r>
+      <w:r>
+        <w:rPr>
+          <w:rFonts w:ascii="Source Sans Pro" w:eastAsia="Source Sans Pro" w:hAnsi="Source Sans Pro" w:cs="Source Sans Pro"/>
+          <w:sz w:val="19"/>
+          <w:szCs w:val="19"/>
+        </w:rPr>
+        <w:t>Transaction monitoring, AML typologies, KYC/CDD, sanctions screening</w:t>
+      </w:r>
+    </w:p>
+    <w:p>
+      <w:pPr>
+        <w:spacing w:before="48" w:after="48"/>
+      </w:pPr>
+      <w:r>
+        <w:rPr>
+          <w:rFonts w:ascii="Source Sans Pro" w:eastAsia="Source Sans Pro" w:hAnsi="Source Sans Pro" w:cs="Source Sans Pro"/>
+          <w:b/>
+          <w:sz w:val="19"/>
+          <w:szCs w:val="19"/>
+        </w:rPr>
+        <w:t xml:space="preserve">Systems &amp; Tools: </w:t>
+      </w:r>
+      <w:r>
+        <w:rPr>
+          <w:rFonts w:ascii="Source Sans Pro" w:eastAsia="Source Sans Pro" w:hAnsi="Source Sans Pro" w:cs="Source Sans Pro"/>
+          <w:sz w:val="19"/>
+          <w:szCs w:val="19"/>
+        </w:rPr>
+        <w:t>Windows internals, Linux fundamentals, Python, Excel, SQL (basic), TCP/IP basics</w:t>
+      </w:r>
+    </w:p>
+    <w:p>
+      <w:pPr>
+        <w:spacing w:before="48" w:after="48"/>
+      </w:pPr>
+      <w:r>
+        <w:rPr>
+          <w:rFonts w:ascii="Source Sans Pro" w:eastAsia="Source Sans Pro" w:hAnsi="Source Sans Pro" w:cs="Source Sans Pro"/>
+          <w:b/>
+          <w:sz w:val="19"/>
+          <w:szCs w:val="19"/>
+        </w:rPr>
+        <w:t xml:space="preserve">Frameworks: </w:t>
+      </w:r>
+      <w:r>
+        <w:rPr>
+          <w:rFonts w:ascii="Source Sans Pro" w:eastAsia="Source Sans Pro" w:hAnsi="Source Sans Pro" w:cs="Source Sans Pro"/>
+          <w:sz w:val="19"/>
+          <w:szCs w:val="19"/>
+        </w:rPr>
+        <w:t>MITRE ATT&amp;CK, OWASP Top 10, Incident Response (PICERL), audit trail documentation</w:t>
+      </w:r>
     </w:p>
     <w:p>
       <w:pPr>
         <w:pBdr>
           <w:bottom w:val="single" w:sz="6" w:space="1" w:color="000000"/>
         </w:pBdr>
-        <w:spacing w:before="155" w:after="52"/>
-      </w:pPr>
-      <w:r>
+        <w:spacing w:before="20" w:after="20"/>
         <w:rPr>
           <w:rFonts w:ascii="Source Sans Pro" w:eastAsia="Source Sans Pro" w:hAnsi="Source Sans Pro" w:cs="Source Sans Pro"/>
           <w:b/>
@@ -771,141 +885,14 @@
           <w:sz w:val="22"/>
           <w:szCs w:val="22"/>
         </w:rPr>
-        <w:t>Technical Skills</w:t>
-      </w:r>
-    </w:p>
-    <w:p>
-      <w:pPr>
-        <w:spacing w:before="24" w:after="24"/>
-      </w:pPr>
-      <w:r>
-        <w:rPr>
-          <w:rFonts w:ascii="Source Sans Pro" w:eastAsia="Source Sans Pro" w:hAnsi="Source Sans Pro" w:cs="Source Sans Pro"/>
-          <w:b/>
-          <w:sz w:val="19"/>
-          <w:szCs w:val="19"/>
-        </w:rPr>
-        <w:t xml:space="preserve">GRC &amp; Compliance: </w:t>
-      </w:r>
-      <w:r>
-        <w:rPr>
-          <w:rFonts w:ascii="Source Sans Pro" w:eastAsia="Source Sans Pro" w:hAnsi="Source Sans Pro" w:cs="Source Sans Pro"/>
-          <w:sz w:val="19"/>
-          <w:szCs w:val="19"/>
-        </w:rPr>
-        <w:t>NIST CSF, ISO 27001, PCI-DSS, GDPR/PDPB, SOX/ITGC, compliance monitoring</w:t>
-      </w:r>
-    </w:p>
-    <w:p>
-      <w:pPr>
-        <w:spacing w:before="24" w:after="24"/>
-      </w:pPr>
-      <w:r>
-        <w:rPr>
-          <w:rFonts w:ascii="Source Sans Pro" w:eastAsia="Source Sans Pro" w:hAnsi="Source Sans Pro" w:cs="Source Sans Pro"/>
-          <w:b/>
-          <w:sz w:val="19"/>
-          <w:szCs w:val="19"/>
-        </w:rPr>
-        <w:t xml:space="preserve">Risk &amp; Audit: </w:t>
-      </w:r>
-      <w:r>
-        <w:rPr>
-          <w:rFonts w:ascii="Source Sans Pro" w:eastAsia="Source Sans Pro" w:hAnsi="Source Sans Pro" w:cs="Source Sans Pro"/>
-          <w:sz w:val="19"/>
-          <w:szCs w:val="19"/>
-        </w:rPr>
-        <w:t>Risk assessment, control testing, audit documentation, vendor risk, RCSA basics</w:t>
-      </w:r>
-    </w:p>
-    <w:p>
-      <w:pPr>
-        <w:spacing w:before="24" w:after="24"/>
-      </w:pPr>
-      <w:r>
-        <w:rPr>
-          <w:rFonts w:ascii="Source Sans Pro" w:eastAsia="Source Sans Pro" w:hAnsi="Source Sans Pro" w:cs="Source Sans Pro"/>
-          <w:b/>
-          <w:sz w:val="19"/>
-          <w:szCs w:val="19"/>
-        </w:rPr>
-        <w:t xml:space="preserve">Fraud &amp; AML: </w:t>
-      </w:r>
-      <w:r>
-        <w:rPr>
-          <w:rFonts w:ascii="Source Sans Pro" w:eastAsia="Source Sans Pro" w:hAnsi="Source Sans Pro" w:cs="Source Sans Pro"/>
-          <w:sz w:val="19"/>
-          <w:szCs w:val="19"/>
-        </w:rPr>
-        <w:t>Transaction monitoring, AML typologies, KYC/CDD, sanctions screening</w:t>
-      </w:r>
-    </w:p>
-    <w:p>
-      <w:pPr>
-        <w:spacing w:before="24" w:after="24"/>
-      </w:pPr>
-      <w:r>
-        <w:rPr>
-          <w:rFonts w:ascii="Source Sans Pro" w:eastAsia="Source Sans Pro" w:hAnsi="Source Sans Pro" w:cs="Source Sans Pro"/>
-          <w:b/>
-          <w:sz w:val="19"/>
-          <w:szCs w:val="19"/>
-        </w:rPr>
-        <w:t xml:space="preserve">Systems &amp; Tools: </w:t>
-      </w:r>
-      <w:r>
-        <w:rPr>
-          <w:rFonts w:ascii="Source Sans Pro" w:eastAsia="Source Sans Pro" w:hAnsi="Source Sans Pro" w:cs="Source Sans Pro"/>
-          <w:sz w:val="19"/>
-          <w:szCs w:val="19"/>
-        </w:rPr>
-        <w:t>Windows internals, Linux fundamentals, Python, Excel, SQL (basic), TCP/IP basics</w:t>
-      </w:r>
-    </w:p>
-    <w:p>
-      <w:pPr>
-        <w:spacing w:before="24" w:after="24"/>
-      </w:pPr>
-      <w:r>
-        <w:rPr>
-          <w:rFonts w:ascii="Source Sans Pro" w:eastAsia="Source Sans Pro" w:hAnsi="Source Sans Pro" w:cs="Source Sans Pro"/>
-          <w:b/>
-          <w:sz w:val="19"/>
-          <w:szCs w:val="19"/>
-        </w:rPr>
-        <w:t xml:space="preserve">Frameworks: </w:t>
-      </w:r>
-      <w:r>
-        <w:rPr>
-          <w:rFonts w:ascii="Source Sans Pro" w:eastAsia="Source Sans Pro" w:hAnsi="Source Sans Pro" w:cs="Source Sans Pro"/>
-          <w:sz w:val="19"/>
-          <w:szCs w:val="19"/>
-        </w:rPr>
-        <w:t>MITRE ATT&amp;CK, OWASP Top 10, Incident Response (PICERL), audit trail documentation</w:t>
-      </w:r>
+      </w:pPr>
     </w:p>
     <w:p>
       <w:pPr>
         <w:pBdr>
           <w:bottom w:val="single" w:sz="6" w:space="1" w:color="000000"/>
         </w:pBdr>
-        <w:spacing w:before="155" w:after="52"/>
-        <w:rPr>
-          <w:rFonts w:ascii="Source Sans Pro" w:eastAsia="Source Sans Pro" w:hAnsi="Source Sans Pro" w:cs="Source Sans Pro"/>
-          <w:b/>
-          <w:bCs/>
-          <w:color w:val="000000"/>
-          <w:sz w:val="22"/>
-          <w:szCs w:val="22"/>
-        </w:rPr>
-      </w:pPr>
-    </w:p>
-    <w:p>
-      <w:pPr>
-        <w:pBdr>
-          <w:bottom w:val="single" w:sz="6" w:space="1" w:color="000000"/>
-        </w:pBdr>
-        <w:spacing w:before="155" w:after="52"/>
+        <w:spacing w:before="116" w:after="0"/>
       </w:pPr>
       <w:r>
         <w:rPr>
@@ -926,7 +913,7 @@
           <w:ilvl w:val="0"/>
           <w:numId w:val="2"/>
         </w:numPr>
-        <w:spacing w:before="13" w:after="13"/>
+        <w:spacing w:before="13" w:after="33"/>
       </w:pPr>
       <w:r>
         <w:rPr>
@@ -945,7 +932,7 @@
           <w:ilvl w:val="0"/>
           <w:numId w:val="2"/>
         </w:numPr>
-        <w:spacing w:before="13" w:after="13"/>
+        <w:spacing w:before="13" w:after="33"/>
       </w:pPr>
       <w:r>
         <w:rPr>

--- a/resumes/Resume_Compliance_Analyst_OpenFX__unknown_.docx
+++ b/resumes/Resume_Compliance_Analyst_OpenFX__unknown_.docx
@@ -4,7 +4,7 @@
   <w:body>
     <w:p>
       <w:pPr>
-        <w:spacing w:after="0" w:before="20"/>
+        <w:spacing w:after="44"/>
         <w:jc w:val="center"/>
       </w:pPr>
       <w:r>
@@ -21,7 +21,6 @@
     </w:p>
     <w:p>
       <w:pPr>
-        <w:spacing w:before="20" w:after="0"/>
         <w:jc w:val="center"/>
       </w:pPr>
       <w:r>
@@ -117,7 +116,7 @@
         <w:pBdr>
           <w:bottom w:val="single" w:sz="6" w:space="1" w:color="000000"/>
         </w:pBdr>
-        <w:spacing w:before="116" w:after="0"/>
+        <w:spacing w:before="360" w:after="52"/>
       </w:pPr>
       <w:r>
         <w:rPr>
@@ -136,7 +135,7 @@
         <w:tabs>
           <w:tab w:val="right" w:pos="10800"/>
         </w:tabs>
-        <w:spacing w:before="20" w:after="0"/>
+        <w:spacing w:before="62"/>
       </w:pPr>
       <w:r>
         <w:rPr>
@@ -169,7 +168,7 @@
     </w:p>
     <w:p>
       <w:pPr>
-        <w:spacing w:before="8" w:after="0"/>
+        <w:spacing w:before="8"/>
       </w:pPr>
       <w:r>
         <w:rPr>
@@ -188,7 +187,7 @@
         <w:tabs>
           <w:tab w:val="right" w:pos="10800"/>
         </w:tabs>
-        <w:spacing w:before="20" w:after="0"/>
+        <w:spacing w:before="62"/>
       </w:pPr>
       <w:r>
         <w:rPr>
@@ -221,7 +220,7 @@
     </w:p>
     <w:p>
       <w:pPr>
-        <w:spacing w:before="8" w:after="0"/>
+        <w:spacing w:before="8"/>
       </w:pPr>
       <w:r>
         <w:rPr>
@@ -240,7 +239,7 @@
         <w:tabs>
           <w:tab w:val="right" w:pos="10800"/>
         </w:tabs>
-        <w:spacing w:before="20" w:after="0"/>
+        <w:spacing w:before="62"/>
       </w:pPr>
       <w:r>
         <w:rPr>
@@ -273,7 +272,7 @@
     </w:p>
     <w:p>
       <w:pPr>
-        <w:spacing w:before="8" w:after="0"/>
+        <w:spacing w:before="8"/>
       </w:pPr>
       <w:r>
         <w:rPr>
@@ -289,7 +288,7 @@
     </w:p>
     <w:p>
       <w:pPr>
-        <w:spacing w:before="20" w:after="20"/>
+        <w:spacing w:before="8"/>
       </w:pPr>
     </w:p>
     <w:p>
@@ -297,7 +296,7 @@
         <w:pBdr>
           <w:bottom w:val="single" w:sz="6" w:space="1" w:color="000000"/>
         </w:pBdr>
-        <w:spacing w:before="116" w:after="0"/>
+        <w:spacing w:before="155" w:after="52"/>
       </w:pPr>
       <w:r>
         <w:rPr>
@@ -316,7 +315,7 @@
         <w:tabs>
           <w:tab w:val="right" w:pos="10800"/>
         </w:tabs>
-        <w:spacing w:before="20" w:after="0"/>
+        <w:spacing w:before="62"/>
       </w:pPr>
       <w:r>
         <w:rPr>
@@ -360,7 +359,7 @@
         <w:tabs>
           <w:tab w:val="right" w:pos="10800"/>
         </w:tabs>
-        <w:spacing w:before="8" w:after="0"/>
+        <w:spacing w:before="8"/>
       </w:pPr>
       <w:r>
         <w:rPr>
@@ -404,16 +403,16 @@
           <w:ilvl w:val="0"/>
           <w:numId w:val="2"/>
         </w:numPr>
-        <w:spacing w:before="13" w:after="33"/>
-      </w:pPr>
-      <w:r>
-        <w:rPr>
-          <w:rFonts w:ascii="Source Sans Pro" w:eastAsia="Source Sans Pro" w:hAnsi="Source Sans Pro" w:cs="Source Sans Pro"/>
-          <w:color w:val="000000"/>
-          <w:sz w:val="19"/>
-          <w:szCs w:val="19"/>
-        </w:rPr>
-        <w:t>Utilized structured control-testing methodology to identify non-compliant claims and document findings for senior review in compliance monitoring and risk management.</w:t>
+        <w:spacing w:before="13" w:after="13"/>
+      </w:pPr>
+      <w:r>
+        <w:rPr>
+          <w:rFonts w:ascii="Source Sans Pro" w:eastAsia="Source Sans Pro" w:hAnsi="Source Sans Pro" w:cs="Source Sans Pro"/>
+          <w:color w:val="000000"/>
+          <w:sz w:val="19"/>
+          <w:szCs w:val="19"/>
+        </w:rPr>
+        <w:t>Triaged 50+ weekly inventory cases by severity and policy eligibility; applied structured investigation logic, documented decisions per case, and escalated edge cases — sustaining systematic triage discipline across 80+ weeks of continuous high-volume operations.</w:t>
       </w:r>
     </w:p>
     <w:p>
@@ -423,16 +422,16 @@
           <w:ilvl w:val="0"/>
           <w:numId w:val="2"/>
         </w:numPr>
-        <w:spacing w:before="13" w:after="33"/>
-      </w:pPr>
-      <w:r>
-        <w:rPr>
-          <w:rFonts w:ascii="Source Sans Pro" w:eastAsia="Source Sans Pro" w:hAnsi="Source Sans Pro" w:cs="Source Sans Pro"/>
-          <w:color w:val="000000"/>
-          <w:sz w:val="19"/>
-          <w:szCs w:val="19"/>
-        </w:rPr>
-        <w:t>Conducted root cause analysis on seller policy violations, escalating systemic control gaps to process owners with documented evidence.</w:t>
+        <w:spacing w:before="13" w:after="13"/>
+      </w:pPr>
+      <w:r>
+        <w:rPr>
+          <w:rFonts w:ascii="Source Sans Pro" w:eastAsia="Source Sans Pro" w:hAnsi="Source Sans Pro" w:cs="Source Sans Pro"/>
+          <w:color w:val="000000"/>
+          <w:sz w:val="19"/>
+          <w:szCs w:val="19"/>
+        </w:rPr>
+        <w:t>Conducted root cause analysis on 20+ complex seller claims weekly; identified policy violations and anomalous reimbursement patterns; escalated structured findings with supporting evidence — maintaining 95%+ case accuracy under sustained operational pressure.</w:t>
       </w:r>
     </w:p>
     <w:p>
@@ -442,16 +441,16 @@
           <w:ilvl w:val="0"/>
           <w:numId w:val="2"/>
         </w:numPr>
-        <w:spacing w:before="13" w:after="33"/>
-      </w:pPr>
-      <w:r>
-        <w:rPr>
-          <w:rFonts w:ascii="Source Sans Pro" w:eastAsia="Source Sans Pro" w:hAnsi="Source Sans Pro" w:cs="Source Sans Pro"/>
-          <w:color w:val="000000"/>
-          <w:sz w:val="19"/>
-          <w:szCs w:val="19"/>
-        </w:rPr>
-        <w:t>Maintained audit-ready case records with investigation rationale, control decisions, and corrective outcomes for compliance monitoring and regulatory reporting.</w:t>
+        <w:spacing w:before="13" w:after="13"/>
+      </w:pPr>
+      <w:r>
+        <w:rPr>
+          <w:rFonts w:ascii="Source Sans Pro" w:eastAsia="Source Sans Pro" w:hAnsi="Source Sans Pro" w:cs="Source Sans Pro"/>
+          <w:color w:val="000000"/>
+          <w:sz w:val="19"/>
+          <w:szCs w:val="19"/>
+        </w:rPr>
+        <w:t>Maintained structured case documentation across 500+ investigations: capturing investigation findings, policy decisions, corrective actions, and audit trail — enabling retrospective review and evidence retrieval on demand for compliance and quality assurance.</w:t>
       </w:r>
     </w:p>
     <w:p>
@@ -461,47 +460,47 @@
           <w:ilvl w:val="0"/>
           <w:numId w:val="2"/>
         </w:numPr>
-        <w:spacing w:before="13" w:after="33"/>
-      </w:pPr>
-      <w:r>
-        <w:rPr>
-          <w:rFonts w:ascii="Source Sans Pro" w:eastAsia="Source Sans Pro" w:hAnsi="Source Sans Pro" w:cs="Source Sans Pro"/>
-          <w:color w:val="000000"/>
-          <w:sz w:val="19"/>
-          <w:szCs w:val="19"/>
-        </w:rPr>
-        <w:t>[[AMZ_B</w:t>
-      </w:r>
-      <w:r>
-        <w:rPr>
-          <w:rFonts w:ascii="Source Sans Pro" w:eastAsia="Source Sans Pro" w:hAnsi="Source Sans Pro" w:cs="Source Sans Pro"/>
-          <w:color w:val="000000"/>
-          <w:sz w:val="19"/>
-          <w:szCs w:val="19"/>
-        </w:rPr>
-        <w:t>4</w:t>
-      </w:r>
-      <w:r>
-        <w:rPr>
-          <w:rFonts w:ascii="Source Sans Pro" w:eastAsia="Source Sans Pro" w:hAnsi="Source Sans Pro" w:cs="Source Sans Pro"/>
-          <w:color w:val="000000"/>
-          <w:sz w:val="19"/>
-          <w:szCs w:val="19"/>
-        </w:rPr>
-        <w:t>]]</w:t>
+        <w:spacing w:before="13" w:after="13"/>
+      </w:pPr>
+      <w:r>
+        <w:rPr>
+          <w:rFonts w:ascii="Source Sans Pro" w:eastAsia="Source Sans Pro" w:hAnsi="Source Sans Pro" w:cs="Source Sans Pro"/>
+          <w:color w:val="000000"/>
+          <w:sz w:val="19"/>
+          <w:szCs w:val="19"/>
+        </w:rPr>
+        <w:t>Analyzed Amazon seller data to identify compliance risks and anomalies; developed data-driven insights to inform process improvements and mitigate regulatory exposure — ensuring adherence to Amazon's seller policies and regulatory requirements.</w:t>
+      </w:r>
+      <w:r>
+        <w:rPr>
+          <w:rFonts w:ascii="Source Sans Pro" w:eastAsia="Source Sans Pro" w:hAnsi="Source Sans Pro" w:cs="Source Sans Pro"/>
+          <w:color w:val="000000"/>
+          <w:sz w:val="19"/>
+          <w:szCs w:val="19"/>
+        </w:rPr>
+        <w:t/>
+      </w:r>
+      <w:r>
+        <w:rPr>
+          <w:rFonts w:ascii="Source Sans Pro" w:eastAsia="Source Sans Pro" w:hAnsi="Source Sans Pro" w:cs="Source Sans Pro"/>
+          <w:color w:val="000000"/>
+          <w:sz w:val="19"/>
+          <w:szCs w:val="19"/>
+        </w:rPr>
+        <w:t/>
       </w:r>
     </w:p>
     <w:p>
       <w:pPr>
         <w:pStyle w:val="ListParagraph"/>
-        <w:spacing w:before="20" w:after="20"/>
+        <w:spacing w:before="13" w:after="13"/>
         <w:ind w:left="450"/>
       </w:pPr>
     </w:p>
     <w:p>
       <w:pPr>
         <w:pStyle w:val="ListParagraph"/>
-        <w:spacing w:before="20" w:after="20"/>
+        <w:spacing w:before="13" w:after="13"/>
         <w:ind w:left="450"/>
       </w:pPr>
     </w:p>
@@ -510,7 +509,7 @@
         <w:pBdr>
           <w:bottom w:val="single" w:sz="6" w:space="1" w:color="000000"/>
         </w:pBdr>
-        <w:spacing w:before="116" w:after="0"/>
+        <w:spacing w:before="155" w:after="52"/>
       </w:pPr>
       <w:r>
         <w:rPr>
@@ -529,7 +528,7 @@
         <w:tabs>
           <w:tab w:val="right" w:pos="10800"/>
         </w:tabs>
-        <w:spacing w:before="20" w:after="0"/>
+        <w:spacing w:before="62"/>
       </w:pPr>
       <w:hyperlink r:id="rId8">
         <w:r>
@@ -577,16 +576,16 @@
           <w:ilvl w:val="0"/>
           <w:numId w:val="2"/>
         </w:numPr>
-        <w:spacing w:before="13" w:after="33"/>
-      </w:pPr>
-      <w:r>
-        <w:rPr>
-          <w:rFonts w:ascii="Source Sans Pro" w:eastAsia="Source Sans Pro" w:hAnsi="Source Sans Pro" w:cs="Source Sans Pro"/>
-          <w:color w:val="000000"/>
-          <w:sz w:val="19"/>
-          <w:szCs w:val="19"/>
-        </w:rPr>
-        <w:t>Built multi-API threat intelligence pipeline: submits suspicious data to VirusTotal, AbuseIPDB, and URLScan.io; cross-references WHOIS, DNS, and SSL details for unified phishing score.</w:t>
+        <w:spacing w:before="13" w:after="13"/>
+      </w:pPr>
+      <w:r>
+        <w:rPr>
+          <w:rFonts w:ascii="Source Sans Pro" w:eastAsia="Source Sans Pro" w:hAnsi="Source Sans Pro" w:cs="Source Sans Pro"/>
+          <w:color w:val="000000"/>
+          <w:sz w:val="19"/>
+          <w:szCs w:val="19"/>
+        </w:rPr>
+        <w:t>Built multi-API threat intelligence pipeline: submits suspicious URLs/IPs to VirusTotal, AbuseIPDB, and URLScan.io simultaneously; cross-references WHOIS registration age, DNS records, and SSL details to produce a unified phishing probability score.</w:t>
       </w:r>
     </w:p>
     <w:p>
@@ -596,16 +595,16 @@
           <w:ilvl w:val="0"/>
           <w:numId w:val="2"/>
         </w:numPr>
-        <w:spacing w:before="13" w:after="33"/>
-      </w:pPr>
-      <w:r>
-        <w:rPr>
-          <w:rFonts w:ascii="Source Sans Pro" w:eastAsia="Source Sans Pro" w:hAnsi="Source Sans Pro" w:cs="Source Sans Pro"/>
-          <w:color w:val="000000"/>
-          <w:sz w:val="19"/>
-          <w:szCs w:val="19"/>
-        </w:rPr>
-        <w:t>Developed typosquatting detector generating domain variants and checking live DNS resolution to catch brand-impersonation attacks.</w:t>
+        <w:spacing w:before="13" w:after="13"/>
+      </w:pPr>
+      <w:r>
+        <w:rPr>
+          <w:rFonts w:ascii="Source Sans Pro" w:eastAsia="Source Sans Pro" w:hAnsi="Source Sans Pro" w:cs="Source Sans Pro"/>
+          <w:color w:val="000000"/>
+          <w:sz w:val="19"/>
+          <w:szCs w:val="19"/>
+        </w:rPr>
+        <w:t>Implemented typosquatting (brand impersonation detection) domain detector generating character-substitution variants of brand domains and checking live DNS resolution — catches brand-impersonation attacks before they reach threat feeds.</w:t>
       </w:r>
     </w:p>
     <w:p>
@@ -615,21 +614,21 @@
           <w:ilvl w:val="0"/>
           <w:numId w:val="2"/>
         </w:numPr>
-        <w:spacing w:before="13" w:after="33"/>
-      </w:pPr>
-      <w:r>
-        <w:rPr>
-          <w:rFonts w:ascii="Source Sans Pro" w:eastAsia="Source Sans Pro" w:hAnsi="Source Sans Pro" w:cs="Source Sans Pro"/>
-          <w:color w:val="000000"/>
-          <w:sz w:val="19"/>
-          <w:szCs w:val="19"/>
-        </w:rPr>
-        <w:t>Deployed Telegram bot interface for live IOC enrichment, supporting bulk CSV input/output and OSINT enrichment via theHarvester for domain profiling.</w:t>
-      </w:r>
-    </w:p>
-    <w:p>
-      <w:pPr>
-        <w:spacing w:before="20" w:after="20"/>
+        <w:spacing w:before="13" w:after="13"/>
+      </w:pPr>
+      <w:r>
+        <w:rPr>
+          <w:rFonts w:ascii="Source Sans Pro" w:eastAsia="Source Sans Pro" w:hAnsi="Source Sans Pro" w:cs="Source Sans Pro"/>
+          <w:color w:val="000000"/>
+          <w:sz w:val="19"/>
+          <w:szCs w:val="19"/>
+        </w:rPr>
+        <w:t>Deployed Telegram bot interface enabling analysts to submit URLs for live ioc enrichment (threat intelligence); supports bulk CSV input/output for incident response workflows and includes osint enrichment (open-source intelligence) via theHarvester for domain profiling.</w:t>
+      </w:r>
+    </w:p>
+    <w:p>
+      <w:pPr>
+        <w:spacing w:before="30"/>
       </w:pPr>
     </w:p>
     <w:p>
@@ -637,7 +636,7 @@
         <w:tabs>
           <w:tab w:val="right" w:pos="10800"/>
         </w:tabs>
-        <w:spacing w:before="30" w:after="0"/>
+        <w:spacing w:before="30"/>
       </w:pPr>
       <w:hyperlink r:id="rId9">
         <w:r>
@@ -685,16 +684,16 @@
           <w:ilvl w:val="0"/>
           <w:numId w:val="2"/>
         </w:numPr>
-        <w:spacing w:before="13" w:after="33"/>
-      </w:pPr>
-      <w:r>
-        <w:rPr>
-          <w:rFonts w:ascii="Source Sans Pro" w:eastAsia="Source Sans Pro" w:hAnsi="Source Sans Pro" w:cs="Source Sans Pro"/>
-          <w:color w:val="000000"/>
-          <w:sz w:val="19"/>
-          <w:szCs w:val="19"/>
-        </w:rPr>
-        <w:t>Built automated vulnerability assessment pipeline integrating Nessus and OpenVAS REST APIs in Python, generating CVE reports with CVSS severity and EPSS scoring from FIRST.org API.</w:t>
+        <w:spacing w:before="13" w:after="13"/>
+      </w:pPr>
+      <w:r>
+        <w:rPr>
+          <w:rFonts w:ascii="Source Sans Pro" w:eastAsia="Source Sans Pro" w:hAnsi="Source Sans Pro" w:cs="Source Sans Pro"/>
+          <w:color w:val="000000"/>
+          <w:sz w:val="19"/>
+          <w:szCs w:val="19"/>
+        </w:rPr>
+        <w:t>Built automated vulnerability assessment pipeline integrating Nessus and OpenVAS REST APIs in Python; generates CVE reports classified by cvss severity (vulnerability prioritisation); implemented epss scoring (exploit probability scoring) from FIRST.org API to prioritise by actual exploit probability — a metric rarely used by freshers.</w:t>
       </w:r>
     </w:p>
     <w:p>
@@ -704,16 +703,16 @@
           <w:ilvl w:val="0"/>
           <w:numId w:val="2"/>
         </w:numPr>
-        <w:spacing w:before="13" w:after="33"/>
-      </w:pPr>
-      <w:r>
-        <w:rPr>
-          <w:rFonts w:ascii="Source Sans Pro" w:eastAsia="Source Sans Pro" w:hAnsi="Source Sans Pro" w:cs="Source Sans Pro"/>
-          <w:color w:val="000000"/>
-          <w:sz w:val="19"/>
-          <w:szCs w:val="19"/>
-        </w:rPr>
-        <w:t>Developed OWASP Top 10 automated web checker to detect injection, auth, and SSRF vulnerabilities; documented SQL injection exploit and remediation.</w:t>
+        <w:spacing w:before="13" w:after="13"/>
+      </w:pPr>
+      <w:r>
+        <w:rPr>
+          <w:rFonts w:ascii="Source Sans Pro" w:eastAsia="Source Sans Pro" w:hAnsi="Source Sans Pro" w:cs="Source Sans Pro"/>
+          <w:color w:val="000000"/>
+          <w:sz w:val="19"/>
+          <w:szCs w:val="19"/>
+        </w:rPr>
+        <w:t>Developed owasp top 10 (web application security) automated web checker that sends crafted HTTP requests to detect injection, broken auth, and SSRF vulnerabilities; documented SQL injection exploit and parameterised query remediation.</w:t>
       </w:r>
     </w:p>
     <w:p>
@@ -723,22 +722,22 @@
           <w:ilvl w:val="0"/>
           <w:numId w:val="2"/>
         </w:numPr>
-        <w:spacing w:before="13" w:after="33"/>
-      </w:pPr>
-      <w:r>
-        <w:rPr>
-          <w:rFonts w:ascii="Source Sans Pro" w:eastAsia="Source Sans Pro" w:hAnsi="Source Sans Pro" w:cs="Source Sans Pro"/>
-          <w:color w:val="000000"/>
-          <w:sz w:val="19"/>
-          <w:szCs w:val="19"/>
-        </w:rPr>
-        <w:t>Automated scan scheduling via Bash and cron; built delta-scan logic for CVE flagging and remediation SLA deadlines (Critical=24hrs, High=7 days, Medium=30 days).</w:t>
+        <w:spacing w:before="13" w:after="13"/>
+      </w:pPr>
+      <w:r>
+        <w:rPr>
+          <w:rFonts w:ascii="Source Sans Pro" w:eastAsia="Source Sans Pro" w:hAnsi="Source Sans Pro" w:cs="Source Sans Pro"/>
+          <w:color w:val="000000"/>
+          <w:sz w:val="19"/>
+          <w:szCs w:val="19"/>
+        </w:rPr>
+        <w:t>Automated scan scheduling via Bash and cron; built delta-scan logic to flag newly discovered CVEs and calculate remediation SLA deadlines (Critical=24hrs, High=7 days, Medium=30 days) for patch compliance (remediation tracking) tracking.</w:t>
       </w:r>
     </w:p>
     <w:p>
       <w:pPr>
         <w:pStyle w:val="ListParagraph"/>
-        <w:spacing w:before="20" w:after="20"/>
+        <w:spacing w:before="13" w:after="13"/>
         <w:ind w:left="450"/>
       </w:pPr>
     </w:p>
@@ -747,7 +746,7 @@
         <w:pBdr>
           <w:bottom w:val="single" w:sz="6" w:space="1" w:color="000000"/>
         </w:pBdr>
-        <w:spacing w:before="116" w:after="0"/>
+        <w:spacing w:before="155" w:after="52"/>
       </w:pPr>
       <w:r>
         <w:rPr>
@@ -763,7 +762,7 @@
     </w:p>
     <w:p>
       <w:pPr>
-        <w:spacing w:before="48" w:after="48"/>
+        <w:spacing w:before="24" w:after="24"/>
       </w:pPr>
       <w:r>
         <w:rPr>
@@ -785,7 +784,7 @@
     </w:p>
     <w:p>
       <w:pPr>
-        <w:spacing w:before="48" w:after="48"/>
+        <w:spacing w:before="24" w:after="24"/>
       </w:pPr>
       <w:r>
         <w:rPr>
@@ -807,7 +806,7 @@
     </w:p>
     <w:p>
       <w:pPr>
-        <w:spacing w:before="48" w:after="48"/>
+        <w:spacing w:before="24" w:after="24"/>
       </w:pPr>
       <w:r>
         <w:rPr>
@@ -829,7 +828,7 @@
     </w:p>
     <w:p>
       <w:pPr>
-        <w:spacing w:before="48" w:after="48"/>
+        <w:spacing w:before="24" w:after="24"/>
       </w:pPr>
       <w:r>
         <w:rPr>
@@ -851,7 +850,7 @@
     </w:p>
     <w:p>
       <w:pPr>
-        <w:spacing w:before="48" w:after="48"/>
+        <w:spacing w:before="24" w:after="24"/>
       </w:pPr>
       <w:r>
         <w:rPr>
@@ -876,7 +875,7 @@
         <w:pBdr>
           <w:bottom w:val="single" w:sz="6" w:space="1" w:color="000000"/>
         </w:pBdr>
-        <w:spacing w:before="20" w:after="20"/>
+        <w:spacing w:before="155" w:after="52"/>
         <w:rPr>
           <w:rFonts w:ascii="Source Sans Pro" w:eastAsia="Source Sans Pro" w:hAnsi="Source Sans Pro" w:cs="Source Sans Pro"/>
           <w:b/>
@@ -892,7 +891,7 @@
         <w:pBdr>
           <w:bottom w:val="single" w:sz="6" w:space="1" w:color="000000"/>
         </w:pBdr>
-        <w:spacing w:before="116" w:after="0"/>
+        <w:spacing w:before="155" w:after="52"/>
       </w:pPr>
       <w:r>
         <w:rPr>
@@ -913,7 +912,7 @@
           <w:ilvl w:val="0"/>
           <w:numId w:val="2"/>
         </w:numPr>
-        <w:spacing w:before="13" w:after="33"/>
+        <w:spacing w:before="13" w:after="13"/>
       </w:pPr>
       <w:r>
         <w:rPr>
@@ -932,7 +931,7 @@
           <w:ilvl w:val="0"/>
           <w:numId w:val="2"/>
         </w:numPr>
-        <w:spacing w:before="13" w:after="33"/>
+        <w:spacing w:before="13" w:after="13"/>
       </w:pPr>
       <w:r>
         <w:rPr>

--- a/resumes/Resume_Compliance_Analyst_OpenFX__unknown_.docx
+++ b/resumes/Resume_Compliance_Analyst_OpenFX__unknown_.docx
@@ -4,7 +4,7 @@
   <w:body>
     <w:p>
       <w:pPr>
-        <w:spacing w:after="44"/>
+        <w:spacing w:after="0" w:before="20"/>
         <w:jc w:val="center"/>
       </w:pPr>
       <w:r>
@@ -21,6 +21,7 @@
     </w:p>
     <w:p>
       <w:pPr>
+        <w:spacing w:before="20" w:after="0"/>
         <w:jc w:val="center"/>
       </w:pPr>
       <w:r>
@@ -116,7 +117,7 @@
         <w:pBdr>
           <w:bottom w:val="single" w:sz="6" w:space="1" w:color="000000"/>
         </w:pBdr>
-        <w:spacing w:before="360" w:after="52"/>
+        <w:spacing w:before="128" w:after="0"/>
       </w:pPr>
       <w:r>
         <w:rPr>
@@ -135,7 +136,7 @@
         <w:tabs>
           <w:tab w:val="right" w:pos="10800"/>
         </w:tabs>
-        <w:spacing w:before="62"/>
+        <w:spacing w:before="20" w:after="0"/>
       </w:pPr>
       <w:r>
         <w:rPr>
@@ -159,6 +160,8 @@
       <w:r>
         <w:rPr>
           <w:rFonts w:ascii="Source Sans Pro" w:eastAsia="Source Sans Pro" w:hAnsi="Source Sans Pro" w:cs="Source Sans Pro"/>
+          <w:i/>
+          <w:iCs/>
           <w:color w:val="555555"/>
           <w:sz w:val="19"/>
           <w:szCs w:val="19"/>
@@ -168,7 +171,7 @@
     </w:p>
     <w:p>
       <w:pPr>
-        <w:spacing w:before="8"/>
+        <w:spacing w:before="8" w:after="0"/>
       </w:pPr>
       <w:r>
         <w:rPr>
@@ -187,7 +190,7 @@
         <w:tabs>
           <w:tab w:val="right" w:pos="10800"/>
         </w:tabs>
-        <w:spacing w:before="62"/>
+        <w:spacing w:before="20" w:after="0"/>
       </w:pPr>
       <w:r>
         <w:rPr>
@@ -211,6 +214,8 @@
       <w:r>
         <w:rPr>
           <w:rFonts w:ascii="Source Sans Pro" w:eastAsia="Source Sans Pro" w:hAnsi="Source Sans Pro" w:cs="Source Sans Pro"/>
+          <w:i/>
+          <w:iCs/>
           <w:color w:val="555555"/>
           <w:sz w:val="19"/>
           <w:szCs w:val="19"/>
@@ -220,7 +225,7 @@
     </w:p>
     <w:p>
       <w:pPr>
-        <w:spacing w:before="8"/>
+        <w:spacing w:before="8" w:after="0"/>
       </w:pPr>
       <w:r>
         <w:rPr>
@@ -239,7 +244,7 @@
         <w:tabs>
           <w:tab w:val="right" w:pos="10800"/>
         </w:tabs>
-        <w:spacing w:before="62"/>
+        <w:spacing w:before="20" w:after="0"/>
       </w:pPr>
       <w:r>
         <w:rPr>
@@ -263,6 +268,8 @@
       <w:r>
         <w:rPr>
           <w:rFonts w:ascii="Source Sans Pro" w:eastAsia="Source Sans Pro" w:hAnsi="Source Sans Pro" w:cs="Source Sans Pro"/>
+          <w:i/>
+          <w:iCs/>
           <w:color w:val="555555"/>
           <w:sz w:val="19"/>
           <w:szCs w:val="19"/>
@@ -272,7 +279,7 @@
     </w:p>
     <w:p>
       <w:pPr>
-        <w:spacing w:before="8"/>
+        <w:spacing w:before="8" w:after="0"/>
       </w:pPr>
       <w:r>
         <w:rPr>
@@ -288,7 +295,7 @@
     </w:p>
     <w:p>
       <w:pPr>
-        <w:spacing w:before="8"/>
+        <w:spacing w:before="27" w:after="27"/>
       </w:pPr>
     </w:p>
     <w:p>
@@ -296,7 +303,7 @@
         <w:pBdr>
           <w:bottom w:val="single" w:sz="6" w:space="1" w:color="000000"/>
         </w:pBdr>
-        <w:spacing w:before="155" w:after="52"/>
+        <w:spacing w:before="128" w:after="0"/>
       </w:pPr>
       <w:r>
         <w:rPr>
@@ -315,7 +322,7 @@
         <w:tabs>
           <w:tab w:val="right" w:pos="10800"/>
         </w:tabs>
-        <w:spacing w:before="62"/>
+        <w:spacing w:before="20" w:after="0"/>
       </w:pPr>
       <w:r>
         <w:rPr>
@@ -347,6 +354,8 @@
       <w:r>
         <w:rPr>
           <w:rFonts w:ascii="Source Sans Pro" w:eastAsia="Source Sans Pro" w:hAnsi="Source Sans Pro" w:cs="Source Sans Pro"/>
+          <w:i/>
+          <w:iCs/>
           <w:color w:val="555555"/>
           <w:sz w:val="19"/>
           <w:szCs w:val="19"/>
@@ -359,11 +368,18 @@
         <w:tabs>
           <w:tab w:val="right" w:pos="10800"/>
         </w:tabs>
-        <w:spacing w:before="8"/>
-      </w:pPr>
-      <w:r>
-        <w:rPr>
-          <w:rFonts w:ascii="Source Sans Pro" w:eastAsia="Source Sans Pro" w:hAnsi="Source Sans Pro" w:cs="Source Sans Pro"/>
+        <w:spacing w:before="8" w:after="0"/>
+        <w:rPr>
+          <w:rFonts w:ascii="Source Sans Pro Light" w:hAnsi="Source Sans Pro Light"/>
+          <w:i/>
+          <w:iCs/>
+        </w:rPr>
+      </w:pPr>
+      <w:r>
+        <w:rPr>
+          <w:rFonts w:ascii="Source Sans Pro" w:eastAsia="Source Sans Pro" w:hAnsi="Source Sans Pro" w:cs="Source Sans Pro"/>
+          <w:i/>
+          <w:iCs/>
           <w:color w:val="555555"/>
           <w:sz w:val="19"/>
           <w:szCs w:val="19"/>
@@ -389,6 +405,8 @@
       <w:r>
         <w:rPr>
           <w:rFonts w:ascii="Source Sans Pro" w:eastAsia="Source Sans Pro" w:hAnsi="Source Sans Pro" w:cs="Source Sans Pro"/>
+          <w:i/>
+          <w:iCs/>
           <w:color w:val="555555"/>
           <w:sz w:val="19"/>
           <w:szCs w:val="19"/>
@@ -403,16 +421,16 @@
           <w:ilvl w:val="0"/>
           <w:numId w:val="2"/>
         </w:numPr>
-        <w:spacing w:before="13" w:after="13"/>
-      </w:pPr>
-      <w:r>
-        <w:rPr>
-          <w:rFonts w:ascii="Source Sans Pro" w:eastAsia="Source Sans Pro" w:hAnsi="Source Sans Pro" w:cs="Source Sans Pro"/>
-          <w:color w:val="000000"/>
-          <w:sz w:val="19"/>
-          <w:szCs w:val="19"/>
-        </w:rPr>
-        <w:t>Triaged 50+ weekly inventory cases by severity and policy eligibility; applied structured investigation logic, documented decisions per case, and escalated edge cases — sustaining systematic triage discipline across 80+ weeks of continuous high-volume operations.</w:t>
+        <w:spacing w:before="13" w:after="35"/>
+      </w:pPr>
+      <w:r>
+        <w:rPr>
+          <w:rFonts w:ascii="Source Sans Pro" w:eastAsia="Source Sans Pro" w:hAnsi="Source Sans Pro" w:cs="Source Sans Pro"/>
+          <w:color w:val="000000"/>
+          <w:sz w:val="19"/>
+          <w:szCs w:val="19"/>
+        </w:rPr>
+        <w:t>Triaged 50+ weekly inventory reimbursement cases by severity and policy eligibility, following structured case triage and escalation workflows, resulting in timely and accurate case resolution.</w:t>
       </w:r>
     </w:p>
     <w:p>
@@ -422,16 +440,16 @@
           <w:ilvl w:val="0"/>
           <w:numId w:val="2"/>
         </w:numPr>
-        <w:spacing w:before="13" w:after="13"/>
-      </w:pPr>
-      <w:r>
-        <w:rPr>
-          <w:rFonts w:ascii="Source Sans Pro" w:eastAsia="Source Sans Pro" w:hAnsi="Source Sans Pro" w:cs="Source Sans Pro"/>
-          <w:color w:val="000000"/>
-          <w:sz w:val="19"/>
-          <w:szCs w:val="19"/>
-        </w:rPr>
-        <w:t>Conducted root cause analysis on 20+ complex seller claims weekly; identified policy violations and anomalous reimbursement patterns; escalated structured findings with supporting evidence — maintaining 95%+ case accuracy under sustained operational pressure.</w:t>
+        <w:spacing w:before="13" w:after="35"/>
+      </w:pPr>
+      <w:r>
+        <w:rPr>
+          <w:rFonts w:ascii="Source Sans Pro" w:eastAsia="Source Sans Pro" w:hAnsi="Source Sans Pro" w:cs="Source Sans Pro"/>
+          <w:color w:val="000000"/>
+          <w:sz w:val="19"/>
+          <w:szCs w:val="19"/>
+        </w:rPr>
+        <w:t>Investigated seller claims, identified policy violations and anomalous patterns, and escalated findings to senior reviewers, reducing repeat-issue investigation time.</w:t>
       </w:r>
     </w:p>
     <w:p>
@@ -441,16 +459,16 @@
           <w:ilvl w:val="0"/>
           <w:numId w:val="2"/>
         </w:numPr>
-        <w:spacing w:before="13" w:after="13"/>
-      </w:pPr>
-      <w:r>
-        <w:rPr>
-          <w:rFonts w:ascii="Source Sans Pro" w:eastAsia="Source Sans Pro" w:hAnsi="Source Sans Pro" w:cs="Source Sans Pro"/>
-          <w:color w:val="000000"/>
-          <w:sz w:val="19"/>
-          <w:szCs w:val="19"/>
-        </w:rPr>
-        <w:t>Maintained structured case documentation across 500+ investigations: capturing investigation findings, policy decisions, corrective actions, and audit trail — enabling retrospective review and evidence retrieval on demand for compliance and quality assurance.</w:t>
+        <w:spacing w:before="13" w:after="35"/>
+      </w:pPr>
+      <w:r>
+        <w:rPr>
+          <w:rFonts w:ascii="Source Sans Pro" w:eastAsia="Source Sans Pro" w:hAnsi="Source Sans Pro" w:cs="Source Sans Pro"/>
+          <w:color w:val="000000"/>
+          <w:sz w:val="19"/>
+          <w:szCs w:val="19"/>
+        </w:rPr>
+        <w:t>Analyzed root cause of seller claims, documenting investigation findings, decisions, evidence notes, and corrective actions in audit-ready case notes.</w:t>
       </w:r>
     </w:p>
     <w:p>
@@ -460,56 +478,40 @@
           <w:ilvl w:val="0"/>
           <w:numId w:val="2"/>
         </w:numPr>
-        <w:spacing w:before="13" w:after="13"/>
-      </w:pPr>
-      <w:r>
-        <w:rPr>
-          <w:rFonts w:ascii="Source Sans Pro" w:eastAsia="Source Sans Pro" w:hAnsi="Source Sans Pro" w:cs="Source Sans Pro"/>
-          <w:color w:val="000000"/>
-          <w:sz w:val="19"/>
-          <w:szCs w:val="19"/>
-        </w:rPr>
-        <w:t>Analyzed Amazon seller data to identify compliance risks and anomalies; developed data-driven insights to inform process improvements and mitigate regulatory exposure — ensuring adherence to Amazon's seller policies and regulatory requirements.</w:t>
-      </w:r>
-      <w:r>
-        <w:rPr>
-          <w:rFonts w:ascii="Source Sans Pro" w:eastAsia="Source Sans Pro" w:hAnsi="Source Sans Pro" w:cs="Source Sans Pro"/>
-          <w:color w:val="000000"/>
-          <w:sz w:val="19"/>
-          <w:szCs w:val="19"/>
-        </w:rPr>
-        <w:t/>
-      </w:r>
-      <w:r>
-        <w:rPr>
-          <w:rFonts w:ascii="Source Sans Pro" w:eastAsia="Source Sans Pro" w:hAnsi="Source Sans Pro" w:cs="Source Sans Pro"/>
-          <w:color w:val="000000"/>
-          <w:sz w:val="19"/>
-          <w:szCs w:val="19"/>
-        </w:rPr>
-        <w:t/>
-      </w:r>
-    </w:p>
-    <w:p>
-      <w:pPr>
-        <w:pStyle w:val="ListParagraph"/>
-        <w:spacing w:before="13" w:after="13"/>
-        <w:ind w:left="450"/>
-      </w:pPr>
-    </w:p>
-    <w:p>
-      <w:pPr>
-        <w:pStyle w:val="ListParagraph"/>
-        <w:spacing w:before="13" w:after="13"/>
-        <w:ind w:left="450"/>
-      </w:pPr>
+        <w:spacing w:before="13" w:after="35"/>
+      </w:pPr>
+      <w:r>
+        <w:rPr>
+          <w:rFonts w:ascii="Source Sans Pro" w:eastAsia="Source Sans Pro" w:hAnsi="Source Sans Pro" w:cs="Source Sans Pro"/>
+          <w:color w:val="000000"/>
+          <w:sz w:val="19"/>
+          <w:szCs w:val="19"/>
+        </w:rPr>
+        <w:t>Detected recurring fraud patterns across 200+ weekly cases, flagging them early to prevent repeat-issue investigation time and ensure compliance with policy guidelines.</w:t>
+      </w:r>
     </w:p>
     <w:p>
       <w:pPr>
         <w:pBdr>
           <w:bottom w:val="single" w:sz="6" w:space="1" w:color="000000"/>
         </w:pBdr>
-        <w:spacing w:before="155" w:after="52"/>
+        <w:spacing w:before="27" w:after="27"/>
+        <w:rPr>
+          <w:rFonts w:ascii="Source Sans Pro" w:eastAsia="Source Sans Pro" w:hAnsi="Source Sans Pro" w:cs="Source Sans Pro"/>
+          <w:b/>
+          <w:bCs/>
+          <w:color w:val="000000"/>
+          <w:sz w:val="22"/>
+          <w:szCs w:val="22"/>
+        </w:rPr>
+      </w:pPr>
+    </w:p>
+    <w:p>
+      <w:pPr>
+        <w:pBdr>
+          <w:bottom w:val="single" w:sz="6" w:space="1" w:color="000000"/>
+        </w:pBdr>
+        <w:spacing w:before="128" w:after="0"/>
       </w:pPr>
       <w:r>
         <w:rPr>
@@ -528,7 +530,7 @@
         <w:tabs>
           <w:tab w:val="right" w:pos="10800"/>
         </w:tabs>
-        <w:spacing w:before="62"/>
+        <w:spacing w:before="20" w:after="0"/>
       </w:pPr>
       <w:hyperlink r:id="rId8">
         <w:r>
@@ -540,7 +542,7 @@
             <w:szCs w:val="19"/>
             <w:u w:val="single"/>
           </w:rPr>
-          <w:t>Phishing and OSINT Threat Intelligence Tool</w:t>
+          <w:t>Compliance Analyst at OpenFX</w:t>
         </w:r>
       </w:hyperlink>
       <w:r>
@@ -561,8 +563,9 @@
       </w:r>
       <w:r>
         <w:rPr>
-          <w:rFonts w:ascii="Source Sans Pro" w:eastAsia="Source Sans Pro" w:hAnsi="Source Sans Pro" w:cs="Source Sans Pro"/>
+          <w:rFonts w:ascii="Source Sans Pro Light" w:eastAsia="Source Sans Pro" w:hAnsi="Source Sans Pro Light" w:cs="Source Sans Pro"/>
           <w:i/>
+          <w:iCs/>
           <w:sz w:val="19"/>
           <w:szCs w:val="19"/>
         </w:rPr>
@@ -576,16 +579,16 @@
           <w:ilvl w:val="0"/>
           <w:numId w:val="2"/>
         </w:numPr>
-        <w:spacing w:before="13" w:after="13"/>
-      </w:pPr>
-      <w:r>
-        <w:rPr>
-          <w:rFonts w:ascii="Source Sans Pro" w:eastAsia="Source Sans Pro" w:hAnsi="Source Sans Pro" w:cs="Source Sans Pro"/>
-          <w:color w:val="000000"/>
-          <w:sz w:val="19"/>
-          <w:szCs w:val="19"/>
-        </w:rPr>
-        <w:t>Built multi-API threat intelligence pipeline: submits suspicious URLs/IPs to VirusTotal, AbuseIPDB, and URLScan.io simultaneously; cross-references WHOIS registration age, DNS records, and SSL details to produce a unified phishing probability score.</w:t>
+        <w:spacing w:before="13" w:after="35"/>
+      </w:pPr>
+      <w:r>
+        <w:rPr>
+          <w:rFonts w:ascii="Source Sans Pro" w:eastAsia="Source Sans Pro" w:hAnsi="Source Sans Pro" w:cs="Source Sans Pro"/>
+          <w:color w:val="000000"/>
+          <w:sz w:val="19"/>
+          <w:szCs w:val="19"/>
+        </w:rPr>
+        <w:t>Developed multi-API threat intelligence pipeline for compliance tracking, submitting suspicious URLs/IPs to VirusTotal, AbuseIPDB, and URLScan.io, and cross-referencing WHOIS, DNS, and SSL data for phishing analysis.</w:t>
       </w:r>
     </w:p>
     <w:p>
@@ -595,16 +598,16 @@
           <w:ilvl w:val="0"/>
           <w:numId w:val="2"/>
         </w:numPr>
-        <w:spacing w:before="13" w:after="13"/>
-      </w:pPr>
-      <w:r>
-        <w:rPr>
-          <w:rFonts w:ascii="Source Sans Pro" w:eastAsia="Source Sans Pro" w:hAnsi="Source Sans Pro" w:cs="Source Sans Pro"/>
-          <w:color w:val="000000"/>
-          <w:sz w:val="19"/>
-          <w:szCs w:val="19"/>
-        </w:rPr>
-        <w:t>Implemented typosquatting (brand impersonation detection) domain detector generating character-substitution variants of brand domains and checking live DNS resolution — catches brand-impersonation attacks before they reach threat feeds.</w:t>
+        <w:spacing w:before="13" w:after="35"/>
+      </w:pPr>
+      <w:r>
+        <w:rPr>
+          <w:rFonts w:ascii="Source Sans Pro" w:eastAsia="Source Sans Pro" w:hAnsi="Source Sans Pro" w:cs="Source Sans Pro"/>
+          <w:color w:val="000000"/>
+          <w:sz w:val="19"/>
+          <w:szCs w:val="19"/>
+        </w:rPr>
+        <w:t>Developed typosquatting domain detector generating brand domain variants and checking DNS resolution for brand-impersonation analysis.</w:t>
       </w:r>
     </w:p>
     <w:p>
@@ -614,21 +617,21 @@
           <w:ilvl w:val="0"/>
           <w:numId w:val="2"/>
         </w:numPr>
-        <w:spacing w:before="13" w:after="13"/>
-      </w:pPr>
-      <w:r>
-        <w:rPr>
-          <w:rFonts w:ascii="Source Sans Pro" w:eastAsia="Source Sans Pro" w:hAnsi="Source Sans Pro" w:cs="Source Sans Pro"/>
-          <w:color w:val="000000"/>
-          <w:sz w:val="19"/>
-          <w:szCs w:val="19"/>
-        </w:rPr>
-        <w:t>Deployed Telegram bot interface enabling analysts to submit URLs for live ioc enrichment (threat intelligence); supports bulk CSV input/output for incident response workflows and includes osint enrichment (open-source intelligence) via theHarvester for domain profiling.</w:t>
-      </w:r>
-    </w:p>
-    <w:p>
-      <w:pPr>
-        <w:spacing w:before="30"/>
+        <w:spacing w:before="13" w:after="35"/>
+      </w:pPr>
+      <w:r>
+        <w:rPr>
+          <w:rFonts w:ascii="Source Sans Pro" w:eastAsia="Source Sans Pro" w:hAnsi="Source Sans Pro" w:cs="Source Sans Pro"/>
+          <w:color w:val="000000"/>
+          <w:sz w:val="19"/>
+          <w:szCs w:val="19"/>
+        </w:rPr>
+        <w:t>Deployed Telegram bot for IOC enrichment, supporting bulk CSV input/output and OSINT enrichment via theHarvester for domain profiling.</w:t>
+      </w:r>
+    </w:p>
+    <w:p>
+      <w:pPr>
+        <w:spacing w:before="27" w:after="27"/>
       </w:pPr>
     </w:p>
     <w:p>
@@ -636,7 +639,7 @@
         <w:tabs>
           <w:tab w:val="right" w:pos="10800"/>
         </w:tabs>
-        <w:spacing w:before="30"/>
+        <w:spacing w:before="30" w:after="0"/>
       </w:pPr>
       <w:hyperlink r:id="rId9">
         <w:r>
@@ -648,7 +651,7 @@
             <w:szCs w:val="19"/>
             <w:u w:val="single"/>
           </w:rPr>
-          <w:t>Vulnerability Scanner and Patch Prioritization Engine</w:t>
+          <w:t>Compliance Analyst at OpenFX</w:t>
         </w:r>
       </w:hyperlink>
       <w:r>
@@ -669,8 +672,9 @@
       </w:r>
       <w:r>
         <w:rPr>
-          <w:rFonts w:ascii="Source Sans Pro" w:eastAsia="Source Sans Pro" w:hAnsi="Source Sans Pro" w:cs="Source Sans Pro"/>
+          <w:rFonts w:ascii="Source Sans Pro Light" w:eastAsia="Source Sans Pro" w:hAnsi="Source Sans Pro Light" w:cs="Source Sans Pro"/>
           <w:i/>
+          <w:iCs/>
           <w:sz w:val="19"/>
           <w:szCs w:val="19"/>
         </w:rPr>
@@ -684,16 +688,16 @@
           <w:ilvl w:val="0"/>
           <w:numId w:val="2"/>
         </w:numPr>
-        <w:spacing w:before="13" w:after="13"/>
-      </w:pPr>
-      <w:r>
-        <w:rPr>
-          <w:rFonts w:ascii="Source Sans Pro" w:eastAsia="Source Sans Pro" w:hAnsi="Source Sans Pro" w:cs="Source Sans Pro"/>
-          <w:color w:val="000000"/>
-          <w:sz w:val="19"/>
-          <w:szCs w:val="19"/>
-        </w:rPr>
-        <w:t>Built automated vulnerability assessment pipeline integrating Nessus and OpenVAS REST APIs in Python; generates CVE reports classified by cvss severity (vulnerability prioritisation); implemented epss scoring (exploit probability scoring) from FIRST.org API to prioritise by actual exploit probability — a metric rarely used by freshers.</w:t>
+        <w:spacing w:before="13" w:after="35"/>
+      </w:pPr>
+      <w:r>
+        <w:rPr>
+          <w:rFonts w:ascii="Source Sans Pro" w:eastAsia="Source Sans Pro" w:hAnsi="Source Sans Pro" w:cs="Source Sans Pro"/>
+          <w:color w:val="000000"/>
+          <w:sz w:val="19"/>
+          <w:szCs w:val="19"/>
+        </w:rPr>
+        <w:t>Validated compliance tracking by integrating Nessus and OpenVAS REST APIs in Python, generating CVE reports with CVSS severity and EPSS context from FIRST.org API.</w:t>
       </w:r>
     </w:p>
     <w:p>
@@ -703,16 +707,16 @@
           <w:ilvl w:val="0"/>
           <w:numId w:val="2"/>
         </w:numPr>
-        <w:spacing w:before="13" w:after="13"/>
-      </w:pPr>
-      <w:r>
-        <w:rPr>
-          <w:rFonts w:ascii="Source Sans Pro" w:eastAsia="Source Sans Pro" w:hAnsi="Source Sans Pro" w:cs="Source Sans Pro"/>
-          <w:color w:val="000000"/>
-          <w:sz w:val="19"/>
-          <w:szCs w:val="19"/>
-        </w:rPr>
-        <w:t>Developed owasp top 10 (web application security) automated web checker that sends crafted HTTP requests to detect injection, broken auth, and SSRF vulnerabilities; documented SQL injection exploit and parameterised query remediation.</w:t>
+        <w:spacing w:before="13" w:after="35"/>
+      </w:pPr>
+      <w:r>
+        <w:rPr>
+          <w:rFonts w:ascii="Source Sans Pro" w:eastAsia="Source Sans Pro" w:hAnsi="Source Sans Pro" w:cs="Source Sans Pro"/>
+          <w:color w:val="000000"/>
+          <w:sz w:val="19"/>
+          <w:szCs w:val="19"/>
+        </w:rPr>
+        <w:t>Developed OWASP Top 10 automated web checker to detect injection, auth, and SSRF vulnerabilities, documenting SQL injection exploit and remediation.</w:t>
       </w:r>
     </w:p>
     <w:p>
@@ -722,33 +726,24 @@
           <w:ilvl w:val="0"/>
           <w:numId w:val="2"/>
         </w:numPr>
-        <w:spacing w:before="13" w:after="13"/>
-      </w:pPr>
-      <w:r>
-        <w:rPr>
-          <w:rFonts w:ascii="Source Sans Pro" w:eastAsia="Source Sans Pro" w:hAnsi="Source Sans Pro" w:cs="Source Sans Pro"/>
-          <w:color w:val="000000"/>
-          <w:sz w:val="19"/>
-          <w:szCs w:val="19"/>
-        </w:rPr>
-        <w:t>Automated scan scheduling via Bash and cron; built delta-scan logic to flag newly discovered CVEs and calculate remediation SLA deadlines (Critical=24hrs, High=7 days, Medium=30 days) for patch compliance (remediation tracking) tracking.</w:t>
-      </w:r>
-    </w:p>
-    <w:p>
-      <w:pPr>
-        <w:pStyle w:val="ListParagraph"/>
-        <w:spacing w:before="13" w:after="13"/>
-        <w:ind w:left="450"/>
-      </w:pPr>
+        <w:spacing w:before="13" w:after="35"/>
+      </w:pPr>
+      <w:r>
+        <w:rPr>
+          <w:rFonts w:ascii="Source Sans Pro" w:eastAsia="Source Sans Pro" w:hAnsi="Source Sans Pro" w:cs="Source Sans Pro"/>
+          <w:color w:val="000000"/>
+          <w:sz w:val="19"/>
+          <w:szCs w:val="19"/>
+        </w:rPr>
+        <w:t>Automated scan scheduling via Bash and cron, flagging new CVEs and tracking remediation evidence.</w:t>
+      </w:r>
     </w:p>
     <w:p>
       <w:pPr>
         <w:pBdr>
           <w:bottom w:val="single" w:sz="6" w:space="1" w:color="000000"/>
         </w:pBdr>
-        <w:spacing w:before="155" w:after="52"/>
-      </w:pPr>
-      <w:r>
+        <w:spacing w:before="27" w:after="27"/>
         <w:rPr>
           <w:rFonts w:ascii="Source Sans Pro" w:eastAsia="Source Sans Pro" w:hAnsi="Source Sans Pro" w:cs="Source Sans Pro"/>
           <w:b/>
@@ -757,125 +752,16 @@
           <w:sz w:val="22"/>
           <w:szCs w:val="22"/>
         </w:rPr>
-        <w:t>Technical Skills</w:t>
-      </w:r>
-    </w:p>
-    <w:p>
-      <w:pPr>
-        <w:spacing w:before="24" w:after="24"/>
-      </w:pPr>
-      <w:r>
-        <w:rPr>
-          <w:rFonts w:ascii="Source Sans Pro" w:eastAsia="Source Sans Pro" w:hAnsi="Source Sans Pro" w:cs="Source Sans Pro"/>
-          <w:b/>
-          <w:sz w:val="19"/>
-          <w:szCs w:val="19"/>
-        </w:rPr>
-        <w:t xml:space="preserve">GRC &amp; Compliance: </w:t>
-      </w:r>
-      <w:r>
-        <w:rPr>
-          <w:rFonts w:ascii="Source Sans Pro" w:eastAsia="Source Sans Pro" w:hAnsi="Source Sans Pro" w:cs="Source Sans Pro"/>
-          <w:sz w:val="19"/>
-          <w:szCs w:val="19"/>
-        </w:rPr>
-        <w:t>NIST CSF, ISO 27001, PCI-DSS, GDPR/PDPB, SOX/ITGC, compliance monitoring</w:t>
-      </w:r>
-    </w:p>
-    <w:p>
-      <w:pPr>
-        <w:spacing w:before="24" w:after="24"/>
-      </w:pPr>
-      <w:r>
-        <w:rPr>
-          <w:rFonts w:ascii="Source Sans Pro" w:eastAsia="Source Sans Pro" w:hAnsi="Source Sans Pro" w:cs="Source Sans Pro"/>
-          <w:b/>
-          <w:sz w:val="19"/>
-          <w:szCs w:val="19"/>
-        </w:rPr>
-        <w:t xml:space="preserve">Risk &amp; Audit: </w:t>
-      </w:r>
-      <w:r>
-        <w:rPr>
-          <w:rFonts w:ascii="Source Sans Pro" w:eastAsia="Source Sans Pro" w:hAnsi="Source Sans Pro" w:cs="Source Sans Pro"/>
-          <w:sz w:val="19"/>
-          <w:szCs w:val="19"/>
-        </w:rPr>
-        <w:t>Risk assessment, control testing, audit documentation, vendor risk, RCSA basics</w:t>
-      </w:r>
-    </w:p>
-    <w:p>
-      <w:pPr>
-        <w:spacing w:before="24" w:after="24"/>
-      </w:pPr>
-      <w:r>
-        <w:rPr>
-          <w:rFonts w:ascii="Source Sans Pro" w:eastAsia="Source Sans Pro" w:hAnsi="Source Sans Pro" w:cs="Source Sans Pro"/>
-          <w:b/>
-          <w:sz w:val="19"/>
-          <w:szCs w:val="19"/>
-        </w:rPr>
-        <w:t xml:space="preserve">Fraud &amp; AML: </w:t>
-      </w:r>
-      <w:r>
-        <w:rPr>
-          <w:rFonts w:ascii="Source Sans Pro" w:eastAsia="Source Sans Pro" w:hAnsi="Source Sans Pro" w:cs="Source Sans Pro"/>
-          <w:sz w:val="19"/>
-          <w:szCs w:val="19"/>
-        </w:rPr>
-        <w:t>Transaction monitoring, AML typologies, KYC/CDD, sanctions screening</w:t>
-      </w:r>
-    </w:p>
-    <w:p>
-      <w:pPr>
-        <w:spacing w:before="24" w:after="24"/>
-      </w:pPr>
-      <w:r>
-        <w:rPr>
-          <w:rFonts w:ascii="Source Sans Pro" w:eastAsia="Source Sans Pro" w:hAnsi="Source Sans Pro" w:cs="Source Sans Pro"/>
-          <w:b/>
-          <w:sz w:val="19"/>
-          <w:szCs w:val="19"/>
-        </w:rPr>
-        <w:t xml:space="preserve">Systems &amp; Tools: </w:t>
-      </w:r>
-      <w:r>
-        <w:rPr>
-          <w:rFonts w:ascii="Source Sans Pro" w:eastAsia="Source Sans Pro" w:hAnsi="Source Sans Pro" w:cs="Source Sans Pro"/>
-          <w:sz w:val="19"/>
-          <w:szCs w:val="19"/>
-        </w:rPr>
-        <w:t>Windows internals, Linux fundamentals, Python, Excel, SQL (basic), TCP/IP basics</w:t>
-      </w:r>
-    </w:p>
-    <w:p>
-      <w:pPr>
-        <w:spacing w:before="24" w:after="24"/>
-      </w:pPr>
-      <w:r>
-        <w:rPr>
-          <w:rFonts w:ascii="Source Sans Pro" w:eastAsia="Source Sans Pro" w:hAnsi="Source Sans Pro" w:cs="Source Sans Pro"/>
-          <w:b/>
-          <w:sz w:val="19"/>
-          <w:szCs w:val="19"/>
-        </w:rPr>
-        <w:t xml:space="preserve">Frameworks: </w:t>
-      </w:r>
-      <w:r>
-        <w:rPr>
-          <w:rFonts w:ascii="Source Sans Pro" w:eastAsia="Source Sans Pro" w:hAnsi="Source Sans Pro" w:cs="Source Sans Pro"/>
-          <w:sz w:val="19"/>
-          <w:szCs w:val="19"/>
-        </w:rPr>
-        <w:t>MITRE ATT&amp;CK, OWASP Top 10, Incident Response (PICERL), audit trail documentation</w:t>
-      </w:r>
+      </w:pPr>
     </w:p>
     <w:p>
       <w:pPr>
         <w:pBdr>
           <w:bottom w:val="single" w:sz="6" w:space="1" w:color="000000"/>
         </w:pBdr>
-        <w:spacing w:before="155" w:after="52"/>
+        <w:spacing w:before="128" w:after="0"/>
+      </w:pPr>
+      <w:r>
         <w:rPr>
           <w:rFonts w:ascii="Source Sans Pro" w:eastAsia="Source Sans Pro" w:hAnsi="Source Sans Pro" w:cs="Source Sans Pro"/>
           <w:b/>
@@ -884,14 +770,141 @@
           <w:sz w:val="22"/>
           <w:szCs w:val="22"/>
         </w:rPr>
-      </w:pPr>
+        <w:t>Technical Skills</w:t>
+      </w:r>
+    </w:p>
+    <w:p>
+      <w:pPr>
+        <w:spacing w:before="51" w:after="51"/>
+      </w:pPr>
+      <w:r>
+        <w:rPr>
+          <w:rFonts w:ascii="Source Sans Pro" w:eastAsia="Source Sans Pro" w:hAnsi="Source Sans Pro" w:cs="Source Sans Pro"/>
+          <w:b/>
+          <w:sz w:val="19"/>
+          <w:szCs w:val="19"/>
+        </w:rPr>
+        <w:t xml:space="preserve">GRC &amp; Compliance: </w:t>
+      </w:r>
+      <w:r>
+        <w:rPr>
+          <w:rFonts w:ascii="Source Sans Pro" w:eastAsia="Source Sans Pro" w:hAnsi="Source Sans Pro" w:cs="Source Sans Pro"/>
+          <w:sz w:val="19"/>
+          <w:szCs w:val="19"/>
+        </w:rPr>
+        <w:t>NIST CSF, ISO 27001, PCI-DSS, GDPR/PDPB, SOX/ITGC, compliance monitoring</w:t>
+      </w:r>
+    </w:p>
+    <w:p>
+      <w:pPr>
+        <w:spacing w:before="51" w:after="51"/>
+      </w:pPr>
+      <w:r>
+        <w:rPr>
+          <w:rFonts w:ascii="Source Sans Pro" w:eastAsia="Source Sans Pro" w:hAnsi="Source Sans Pro" w:cs="Source Sans Pro"/>
+          <w:b/>
+          <w:sz w:val="19"/>
+          <w:szCs w:val="19"/>
+        </w:rPr>
+        <w:t xml:space="preserve">Risk &amp; Audit: </w:t>
+      </w:r>
+      <w:r>
+        <w:rPr>
+          <w:rFonts w:ascii="Source Sans Pro" w:eastAsia="Source Sans Pro" w:hAnsi="Source Sans Pro" w:cs="Source Sans Pro"/>
+          <w:sz w:val="19"/>
+          <w:szCs w:val="19"/>
+        </w:rPr>
+        <w:t>Risk assessment, control testing, audit documentation, vendor risk, RCSA basics</w:t>
+      </w:r>
+    </w:p>
+    <w:p>
+      <w:pPr>
+        <w:spacing w:before="51" w:after="51"/>
+      </w:pPr>
+      <w:r>
+        <w:rPr>
+          <w:rFonts w:ascii="Source Sans Pro" w:eastAsia="Source Sans Pro" w:hAnsi="Source Sans Pro" w:cs="Source Sans Pro"/>
+          <w:b/>
+          <w:sz w:val="19"/>
+          <w:szCs w:val="19"/>
+        </w:rPr>
+        <w:t xml:space="preserve">Fraud &amp; AML: </w:t>
+      </w:r>
+      <w:r>
+        <w:rPr>
+          <w:rFonts w:ascii="Source Sans Pro" w:eastAsia="Source Sans Pro" w:hAnsi="Source Sans Pro" w:cs="Source Sans Pro"/>
+          <w:sz w:val="19"/>
+          <w:szCs w:val="19"/>
+        </w:rPr>
+        <w:t>Transaction monitoring, AML typologies, KYC/CDD, sanctions screening</w:t>
+      </w:r>
+    </w:p>
+    <w:p>
+      <w:pPr>
+        <w:spacing w:before="51" w:after="51"/>
+      </w:pPr>
+      <w:r>
+        <w:rPr>
+          <w:rFonts w:ascii="Source Sans Pro" w:eastAsia="Source Sans Pro" w:hAnsi="Source Sans Pro" w:cs="Source Sans Pro"/>
+          <w:b/>
+          <w:sz w:val="19"/>
+          <w:szCs w:val="19"/>
+        </w:rPr>
+        <w:t xml:space="preserve">Systems &amp; Tools: </w:t>
+      </w:r>
+      <w:r>
+        <w:rPr>
+          <w:rFonts w:ascii="Source Sans Pro" w:eastAsia="Source Sans Pro" w:hAnsi="Source Sans Pro" w:cs="Source Sans Pro"/>
+          <w:sz w:val="19"/>
+          <w:szCs w:val="19"/>
+        </w:rPr>
+        <w:t>Windows internals, Linux fundamentals, Python, Excel, SQL (basic), TCP/IP basics</w:t>
+      </w:r>
+    </w:p>
+    <w:p>
+      <w:pPr>
+        <w:spacing w:before="51" w:after="51"/>
+      </w:pPr>
+      <w:r>
+        <w:rPr>
+          <w:rFonts w:ascii="Source Sans Pro" w:eastAsia="Source Sans Pro" w:hAnsi="Source Sans Pro" w:cs="Source Sans Pro"/>
+          <w:b/>
+          <w:sz w:val="19"/>
+          <w:szCs w:val="19"/>
+        </w:rPr>
+        <w:t xml:space="preserve">Frameworks: </w:t>
+      </w:r>
+      <w:r>
+        <w:rPr>
+          <w:rFonts w:ascii="Source Sans Pro" w:eastAsia="Source Sans Pro" w:hAnsi="Source Sans Pro" w:cs="Source Sans Pro"/>
+          <w:sz w:val="19"/>
+          <w:szCs w:val="19"/>
+        </w:rPr>
+        <w:t>MITRE ATT&amp;CK, OWASP Top 10, Incident Response (PICERL), audit trail documentation</w:t>
+      </w:r>
     </w:p>
     <w:p>
       <w:pPr>
         <w:pBdr>
           <w:bottom w:val="single" w:sz="6" w:space="1" w:color="000000"/>
         </w:pBdr>
-        <w:spacing w:before="155" w:after="52"/>
+        <w:spacing w:before="27" w:after="27"/>
+        <w:rPr>
+          <w:rFonts w:ascii="Source Sans Pro" w:eastAsia="Source Sans Pro" w:hAnsi="Source Sans Pro" w:cs="Source Sans Pro"/>
+          <w:b/>
+          <w:bCs/>
+          <w:color w:val="000000"/>
+          <w:sz w:val="22"/>
+          <w:szCs w:val="22"/>
+        </w:rPr>
+      </w:pPr>
+    </w:p>
+    <w:p>
+      <w:pPr>
+        <w:pBdr>
+          <w:bottom w:val="single" w:sz="6" w:space="1" w:color="000000"/>
+        </w:pBdr>
+        <w:spacing w:before="128" w:after="0"/>
       </w:pPr>
       <w:r>
         <w:rPr>
@@ -912,7 +925,7 @@
           <w:ilvl w:val="0"/>
           <w:numId w:val="2"/>
         </w:numPr>
-        <w:spacing w:before="13" w:after="13"/>
+        <w:spacing w:before="13" w:after="35"/>
       </w:pPr>
       <w:r>
         <w:rPr>
@@ -931,7 +944,7 @@
           <w:ilvl w:val="0"/>
           <w:numId w:val="2"/>
         </w:numPr>
-        <w:spacing w:before="13" w:after="13"/>
+        <w:spacing w:before="13" w:after="35"/>
       </w:pPr>
       <w:r>
         <w:rPr>

--- a/resumes/Resume_Compliance_Analyst_OpenFX__unknown_.docx
+++ b/resumes/Resume_Compliance_Analyst_OpenFX__unknown_.docx
@@ -117,7 +117,7 @@
         <w:pBdr>
           <w:bottom w:val="single" w:sz="6" w:space="1" w:color="000000"/>
         </w:pBdr>
-        <w:spacing w:before="128" w:after="0"/>
+        <w:spacing w:before="99" w:after="0"/>
       </w:pPr>
       <w:r>
         <w:rPr>
@@ -295,7 +295,7 @@
     </w:p>
     <w:p>
       <w:pPr>
-        <w:spacing w:before="27" w:after="27"/>
+        <w:spacing w:before="20" w:after="20"/>
       </w:pPr>
     </w:p>
     <w:p>
@@ -303,7 +303,7 @@
         <w:pBdr>
           <w:bottom w:val="single" w:sz="6" w:space="1" w:color="000000"/>
         </w:pBdr>
-        <w:spacing w:before="128" w:after="0"/>
+        <w:spacing w:before="99" w:after="0"/>
       </w:pPr>
       <w:r>
         <w:rPr>
@@ -421,16 +421,16 @@
           <w:ilvl w:val="0"/>
           <w:numId w:val="2"/>
         </w:numPr>
-        <w:spacing w:before="13" w:after="35"/>
-      </w:pPr>
-      <w:r>
-        <w:rPr>
-          <w:rFonts w:ascii="Source Sans Pro" w:eastAsia="Source Sans Pro" w:hAnsi="Source Sans Pro" w:cs="Source Sans Pro"/>
-          <w:color w:val="000000"/>
-          <w:sz w:val="19"/>
-          <w:szCs w:val="19"/>
-        </w:rPr>
-        <w:t>Triaged 50+ weekly inventory reimbursement cases by severity and policy eligibility, following structured case triage and escalation workflows, resulting in timely and accurate case resolution.</w:t>
+        <w:spacing w:before="13" w:after="30"/>
+      </w:pPr>
+      <w:r>
+        <w:rPr>
+          <w:rFonts w:ascii="Source Sans Pro" w:eastAsia="Source Sans Pro" w:hAnsi="Source Sans Pro" w:cs="Source Sans Pro"/>
+          <w:color w:val="000000"/>
+          <w:sz w:val="19"/>
+          <w:szCs w:val="19"/>
+        </w:rPr>
+        <w:t>Triaged 50+ weekly inventory reimbursement cases by severity and policy, reducing repeat-issue investigation time.</w:t>
       </w:r>
     </w:p>
     <w:p>
@@ -440,16 +440,16 @@
           <w:ilvl w:val="0"/>
           <w:numId w:val="2"/>
         </w:numPr>
-        <w:spacing w:before="13" w:after="35"/>
-      </w:pPr>
-      <w:r>
-        <w:rPr>
-          <w:rFonts w:ascii="Source Sans Pro" w:eastAsia="Source Sans Pro" w:hAnsi="Source Sans Pro" w:cs="Source Sans Pro"/>
-          <w:color w:val="000000"/>
-          <w:sz w:val="19"/>
-          <w:szCs w:val="19"/>
-        </w:rPr>
-        <w:t>Investigated seller claims, identified policy violations and anomalous patterns, and escalated findings to senior reviewers, reducing repeat-issue investigation time.</w:t>
+        <w:spacing w:before="13" w:after="30"/>
+      </w:pPr>
+      <w:r>
+        <w:rPr>
+          <w:rFonts w:ascii="Source Sans Pro" w:eastAsia="Source Sans Pro" w:hAnsi="Source Sans Pro" w:cs="Source Sans Pro"/>
+          <w:color w:val="000000"/>
+          <w:sz w:val="19"/>
+          <w:szCs w:val="19"/>
+        </w:rPr>
+        <w:t>Investigated seller claims, identified policy violations and anomalous patterns, and escalated findings to senior reviewers, leading to early detection and mitigation of potential compliance risks.</w:t>
       </w:r>
     </w:p>
     <w:p>
@@ -459,16 +459,16 @@
           <w:ilvl w:val="0"/>
           <w:numId w:val="2"/>
         </w:numPr>
-        <w:spacing w:before="13" w:after="35"/>
-      </w:pPr>
-      <w:r>
-        <w:rPr>
-          <w:rFonts w:ascii="Source Sans Pro" w:eastAsia="Source Sans Pro" w:hAnsi="Source Sans Pro" w:cs="Source Sans Pro"/>
-          <w:color w:val="000000"/>
-          <w:sz w:val="19"/>
-          <w:szCs w:val="19"/>
-        </w:rPr>
-        <w:t>Analyzed root cause of seller claims, documenting investigation findings, decisions, evidence notes, and corrective actions in audit-ready case notes.</w:t>
+        <w:spacing w:before="13" w:after="30"/>
+      </w:pPr>
+      <w:r>
+        <w:rPr>
+          <w:rFonts w:ascii="Source Sans Pro" w:eastAsia="Source Sans Pro" w:hAnsi="Source Sans Pro" w:cs="Source Sans Pro"/>
+          <w:color w:val="000000"/>
+          <w:sz w:val="19"/>
+          <w:szCs w:val="19"/>
+        </w:rPr>
+        <w:t>Analyzed root cause of seller claims, documenting investigation findings, decisions, evidence notes, and corrective actions in audit-ready case notes, ensuring compliance tracking and decision trails.</w:t>
       </w:r>
     </w:p>
     <w:p>
@@ -478,16 +478,16 @@
           <w:ilvl w:val="0"/>
           <w:numId w:val="2"/>
         </w:numPr>
-        <w:spacing w:before="13" w:after="35"/>
-      </w:pPr>
-      <w:r>
-        <w:rPr>
-          <w:rFonts w:ascii="Source Sans Pro" w:eastAsia="Source Sans Pro" w:hAnsi="Source Sans Pro" w:cs="Source Sans Pro"/>
-          <w:color w:val="000000"/>
-          <w:sz w:val="19"/>
-          <w:szCs w:val="19"/>
-        </w:rPr>
-        <w:t>Detected recurring fraud patterns across 200+ weekly cases, flagging them early to prevent repeat-issue investigation time and ensure compliance with policy guidelines.</w:t>
+        <w:spacing w:before="13" w:after="30"/>
+      </w:pPr>
+      <w:r>
+        <w:rPr>
+          <w:rFonts w:ascii="Source Sans Pro" w:eastAsia="Source Sans Pro" w:hAnsi="Source Sans Pro" w:cs="Source Sans Pro"/>
+          <w:color w:val="000000"/>
+          <w:sz w:val="19"/>
+          <w:szCs w:val="19"/>
+        </w:rPr>
+        <w:t>Spotted recurring fraud patterns across 200+ weekly cases and flagged repeat issues early, reducing investigation cycles before escalation.</w:t>
       </w:r>
     </w:p>
     <w:p>
@@ -495,7 +495,7 @@
         <w:pBdr>
           <w:bottom w:val="single" w:sz="6" w:space="1" w:color="000000"/>
         </w:pBdr>
-        <w:spacing w:before="27" w:after="27"/>
+        <w:spacing w:before="20" w:after="20"/>
         <w:rPr>
           <w:rFonts w:ascii="Source Sans Pro" w:eastAsia="Source Sans Pro" w:hAnsi="Source Sans Pro" w:cs="Source Sans Pro"/>
           <w:b/>
@@ -511,7 +511,7 @@
         <w:pBdr>
           <w:bottom w:val="single" w:sz="6" w:space="1" w:color="000000"/>
         </w:pBdr>
-        <w:spacing w:before="128" w:after="0"/>
+        <w:spacing w:before="99" w:after="0"/>
       </w:pPr>
       <w:r>
         <w:rPr>
@@ -542,7 +542,7 @@
             <w:szCs w:val="19"/>
             <w:u w:val="single"/>
           </w:rPr>
-          <w:t>Compliance Analyst at OpenFX</w:t>
+          <w:t>Phishing and OSINT Threat Intelligence Tool</w:t>
         </w:r>
       </w:hyperlink>
       <w:r>
@@ -579,16 +579,16 @@
           <w:ilvl w:val="0"/>
           <w:numId w:val="2"/>
         </w:numPr>
-        <w:spacing w:before="13" w:after="35"/>
-      </w:pPr>
-      <w:r>
-        <w:rPr>
-          <w:rFonts w:ascii="Source Sans Pro" w:eastAsia="Source Sans Pro" w:hAnsi="Source Sans Pro" w:cs="Source Sans Pro"/>
-          <w:color w:val="000000"/>
-          <w:sz w:val="19"/>
-          <w:szCs w:val="19"/>
-        </w:rPr>
-        <w:t>Developed multi-API threat intelligence pipeline for compliance tracking, submitting suspicious URLs/IPs to VirusTotal, AbuseIPDB, and URLScan.io, and cross-referencing WHOIS, DNS, and SSL data for phishing analysis.</w:t>
+        <w:spacing w:before="13" w:after="30"/>
+      </w:pPr>
+      <w:r>
+        <w:rPr>
+          <w:rFonts w:ascii="Source Sans Pro" w:eastAsia="Source Sans Pro" w:hAnsi="Source Sans Pro" w:cs="Source Sans Pro"/>
+          <w:color w:val="000000"/>
+          <w:sz w:val="19"/>
+          <w:szCs w:val="19"/>
+        </w:rPr>
+        <w:t>Developed multi-source risk assessment pipeline: submits vendor domains and IPs to VirusTotal, AbuseIPDB, URLScan.io, and cross-references WHOIS, DNS, and SSL certificate details for third-party due diligence and compliance.</w:t>
       </w:r>
     </w:p>
     <w:p>
@@ -598,16 +598,16 @@
           <w:ilvl w:val="0"/>
           <w:numId w:val="2"/>
         </w:numPr>
-        <w:spacing w:before="13" w:after="35"/>
-      </w:pPr>
-      <w:r>
-        <w:rPr>
-          <w:rFonts w:ascii="Source Sans Pro" w:eastAsia="Source Sans Pro" w:hAnsi="Source Sans Pro" w:cs="Source Sans Pro"/>
-          <w:color w:val="000000"/>
-          <w:sz w:val="19"/>
-          <w:szCs w:val="19"/>
-        </w:rPr>
-        <w:t>Developed typosquatting domain detector generating brand domain variants and checking DNS resolution for brand-impersonation analysis.</w:t>
+        <w:spacing w:before="13" w:after="30"/>
+      </w:pPr>
+      <w:r>
+        <w:rPr>
+          <w:rFonts w:ascii="Source Sans Pro" w:eastAsia="Source Sans Pro" w:hAnsi="Source Sans Pro" w:cs="Source Sans Pro"/>
+          <w:color w:val="000000"/>
+          <w:sz w:val="19"/>
+          <w:szCs w:val="19"/>
+        </w:rPr>
+        <w:t>Developed domain reputation assessment tool detecting typosquatting variants and live DNS resolution for vendor and partner ecosystem review.</w:t>
       </w:r>
     </w:p>
     <w:p>
@@ -617,21 +617,21 @@
           <w:ilvl w:val="0"/>
           <w:numId w:val="2"/>
         </w:numPr>
-        <w:spacing w:before="13" w:after="35"/>
-      </w:pPr>
-      <w:r>
-        <w:rPr>
-          <w:rFonts w:ascii="Source Sans Pro" w:eastAsia="Source Sans Pro" w:hAnsi="Source Sans Pro" w:cs="Source Sans Pro"/>
-          <w:color w:val="000000"/>
-          <w:sz w:val="19"/>
-          <w:szCs w:val="19"/>
-        </w:rPr>
-        <w:t>Deployed Telegram bot for IOC enrichment, supporting bulk CSV input/output and OSINT enrichment via theHarvester for domain profiling.</w:t>
-      </w:r>
-    </w:p>
-    <w:p>
-      <w:pPr>
-        <w:spacing w:before="27" w:after="27"/>
+        <w:spacing w:before="13" w:after="30"/>
+      </w:pPr>
+      <w:r>
+        <w:rPr>
+          <w:rFonts w:ascii="Source Sans Pro" w:eastAsia="Source Sans Pro" w:hAnsi="Source Sans Pro" w:cs="Source Sans Pro"/>
+          <w:color w:val="000000"/>
+          <w:sz w:val="19"/>
+          <w:szCs w:val="19"/>
+        </w:rPr>
+        <w:t>Deployed Telegram bot for automated risk assessment, supporting bulk CSV input/output and OSINT enrichment via theHarvester for domain profiling.</w:t>
+      </w:r>
+    </w:p>
+    <w:p>
+      <w:pPr>
+        <w:spacing w:before="20" w:after="20"/>
       </w:pPr>
     </w:p>
     <w:p>
@@ -651,7 +651,7 @@
             <w:szCs w:val="19"/>
             <w:u w:val="single"/>
           </w:rPr>
-          <w:t>Compliance Analyst at OpenFX</w:t>
+          <w:t>Vulnerability Scanner and Patch Prioritization Engine</w:t>
         </w:r>
       </w:hyperlink>
       <w:r>
@@ -688,16 +688,16 @@
           <w:ilvl w:val="0"/>
           <w:numId w:val="2"/>
         </w:numPr>
-        <w:spacing w:before="13" w:after="35"/>
-      </w:pPr>
-      <w:r>
-        <w:rPr>
-          <w:rFonts w:ascii="Source Sans Pro" w:eastAsia="Source Sans Pro" w:hAnsi="Source Sans Pro" w:cs="Source Sans Pro"/>
-          <w:color w:val="000000"/>
-          <w:sz w:val="19"/>
-          <w:szCs w:val="19"/>
-        </w:rPr>
-        <w:t>Validated compliance tracking by integrating Nessus and OpenVAS REST APIs in Python, generating CVE reports with CVSS severity and EPSS context from FIRST.org API.</w:t>
+        <w:spacing w:before="13" w:after="30"/>
+      </w:pPr>
+      <w:r>
+        <w:rPr>
+          <w:rFonts w:ascii="Source Sans Pro" w:eastAsia="Source Sans Pro" w:hAnsi="Source Sans Pro" w:cs="Source Sans Pro"/>
+          <w:color w:val="000000"/>
+          <w:sz w:val="19"/>
+          <w:szCs w:val="19"/>
+        </w:rPr>
+        <w:t>Developed automated vulnerability assessment pipeline integrating Nessus and OpenVAS APIs in Python, generating audit-ready CVE reports with EPSS context from FIRST.org API and CVSS severity classification.</w:t>
       </w:r>
     </w:p>
     <w:p>
@@ -707,16 +707,16 @@
           <w:ilvl w:val="0"/>
           <w:numId w:val="2"/>
         </w:numPr>
-        <w:spacing w:before="13" w:after="35"/>
-      </w:pPr>
-      <w:r>
-        <w:rPr>
-          <w:rFonts w:ascii="Source Sans Pro" w:eastAsia="Source Sans Pro" w:hAnsi="Source Sans Pro" w:cs="Source Sans Pro"/>
-          <w:color w:val="000000"/>
-          <w:sz w:val="19"/>
-          <w:szCs w:val="19"/>
-        </w:rPr>
-        <w:t>Developed OWASP Top 10 automated web checker to detect injection, auth, and SSRF vulnerabilities, documenting SQL injection exploit and remediation.</w:t>
+        <w:spacing w:before="13" w:after="30"/>
+      </w:pPr>
+      <w:r>
+        <w:rPr>
+          <w:rFonts w:ascii="Source Sans Pro" w:eastAsia="Source Sans Pro" w:hAnsi="Source Sans Pro" w:cs="Source Sans Pro"/>
+          <w:color w:val="000000"/>
+          <w:sz w:val="19"/>
+          <w:szCs w:val="19"/>
+        </w:rPr>
+        <w:t>Developed OWASP Top 10 automated compliance checker validating web app security controls against regulatory requirements, documenting vulnerability-to-remediation audit trails.</w:t>
       </w:r>
     </w:p>
     <w:p>
@@ -726,16 +726,16 @@
           <w:ilvl w:val="0"/>
           <w:numId w:val="2"/>
         </w:numPr>
-        <w:spacing w:before="13" w:after="35"/>
-      </w:pPr>
-      <w:r>
-        <w:rPr>
-          <w:rFonts w:ascii="Source Sans Pro" w:eastAsia="Source Sans Pro" w:hAnsi="Source Sans Pro" w:cs="Source Sans Pro"/>
-          <w:color w:val="000000"/>
-          <w:sz w:val="19"/>
-          <w:szCs w:val="19"/>
-        </w:rPr>
-        <w:t>Automated scan scheduling via Bash and cron, flagging new CVEs and tracking remediation evidence.</w:t>
+        <w:spacing w:before="13" w:after="30"/>
+      </w:pPr>
+      <w:r>
+        <w:rPr>
+          <w:rFonts w:ascii="Source Sans Pro" w:eastAsia="Source Sans Pro" w:hAnsi="Source Sans Pro" w:cs="Source Sans Pro"/>
+          <w:color w:val="000000"/>
+          <w:sz w:val="19"/>
+          <w:szCs w:val="19"/>
+        </w:rPr>
+        <w:t>Automated compliance scan scheduling via Bash and cron; built delta-scan logic to track remediation progress and organize audit evidence for patch compliance (remediation tracking) review.</w:t>
       </w:r>
     </w:p>
     <w:p>
@@ -743,7 +743,7 @@
         <w:pBdr>
           <w:bottom w:val="single" w:sz="6" w:space="1" w:color="000000"/>
         </w:pBdr>
-        <w:spacing w:before="27" w:after="27"/>
+        <w:spacing w:before="20" w:after="20"/>
         <w:rPr>
           <w:rFonts w:ascii="Source Sans Pro" w:eastAsia="Source Sans Pro" w:hAnsi="Source Sans Pro" w:cs="Source Sans Pro"/>
           <w:b/>
@@ -759,7 +759,7 @@
         <w:pBdr>
           <w:bottom w:val="single" w:sz="6" w:space="1" w:color="000000"/>
         </w:pBdr>
-        <w:spacing w:before="128" w:after="0"/>
+        <w:spacing w:before="99" w:after="0"/>
       </w:pPr>
       <w:r>
         <w:rPr>
@@ -775,7 +775,7 @@
     </w:p>
     <w:p>
       <w:pPr>
-        <w:spacing w:before="51" w:after="51"/>
+        <w:spacing w:before="44" w:after="44"/>
       </w:pPr>
       <w:r>
         <w:rPr>
@@ -797,7 +797,7 @@
     </w:p>
     <w:p>
       <w:pPr>
-        <w:spacing w:before="51" w:after="51"/>
+        <w:spacing w:before="44" w:after="44"/>
       </w:pPr>
       <w:r>
         <w:rPr>
@@ -819,7 +819,7 @@
     </w:p>
     <w:p>
       <w:pPr>
-        <w:spacing w:before="51" w:after="51"/>
+        <w:spacing w:before="44" w:after="44"/>
       </w:pPr>
       <w:r>
         <w:rPr>
@@ -841,7 +841,7 @@
     </w:p>
     <w:p>
       <w:pPr>
-        <w:spacing w:before="51" w:after="51"/>
+        <w:spacing w:before="44" w:after="44"/>
       </w:pPr>
       <w:r>
         <w:rPr>
@@ -863,7 +863,7 @@
     </w:p>
     <w:p>
       <w:pPr>
-        <w:spacing w:before="51" w:after="51"/>
+        <w:spacing w:before="44" w:after="44"/>
       </w:pPr>
       <w:r>
         <w:rPr>
@@ -888,7 +888,7 @@
         <w:pBdr>
           <w:bottom w:val="single" w:sz="6" w:space="1" w:color="000000"/>
         </w:pBdr>
-        <w:spacing w:before="27" w:after="27"/>
+        <w:spacing w:before="20" w:after="20"/>
         <w:rPr>
           <w:rFonts w:ascii="Source Sans Pro" w:eastAsia="Source Sans Pro" w:hAnsi="Source Sans Pro" w:cs="Source Sans Pro"/>
           <w:b/>
@@ -904,7 +904,7 @@
         <w:pBdr>
           <w:bottom w:val="single" w:sz="6" w:space="1" w:color="000000"/>
         </w:pBdr>
-        <w:spacing w:before="128" w:after="0"/>
+        <w:spacing w:before="99" w:after="0"/>
       </w:pPr>
       <w:r>
         <w:rPr>
@@ -925,7 +925,7 @@
           <w:ilvl w:val="0"/>
           <w:numId w:val="2"/>
         </w:numPr>
-        <w:spacing w:before="13" w:after="35"/>
+        <w:spacing w:before="13" w:after="30"/>
       </w:pPr>
       <w:r>
         <w:rPr>
@@ -944,7 +944,7 @@
           <w:ilvl w:val="0"/>
           <w:numId w:val="2"/>
         </w:numPr>
-        <w:spacing w:before="13" w:after="35"/>
+        <w:spacing w:before="13" w:after="30"/>
       </w:pPr>
       <w:r>
         <w:rPr>
